--- a/informe-manual.docx
+++ b/informe-manual.docx
@@ -400,7 +400,21 @@
         <w:rPr>
           <w:lang w:eastAsia="en-US"/>
         </w:rPr>
-        <w:t>En resumen las métricas que utilizaremos en nuestro proyecto se definen así:</w:t>
+        <w:t xml:space="preserve">En </w:t>
+      </w:r>
+      <w:proofErr w:type="gramStart"/>
+      <w:r>
+        <w:rPr>
+          <w:lang w:eastAsia="en-US"/>
+        </w:rPr>
+        <w:t>resumen</w:t>
+      </w:r>
+      <w:proofErr w:type="gramEnd"/>
+      <w:r>
+        <w:rPr>
+          <w:lang w:eastAsia="en-US"/>
+        </w:rPr>
+        <w:t xml:space="preserve"> las métricas que utilizaremos en nuestro proyecto se definen así:</w:t>
       </w:r>
     </w:p>
     <w:p>
@@ -1811,36 +1825,12 @@
         <w:pStyle w:val="Ttulo2"/>
       </w:pPr>
       <w:r>
-        <w:t>Resultados</w:t>
-      </w:r>
-    </w:p>
-    <w:p>
-      <w:pPr>
-        <w:rPr>
-          <w:lang w:eastAsia="en-US"/>
-        </w:rPr>
-      </w:pPr>
-      <w:r>
-        <w:rPr>
-          <w:lang w:eastAsia="en-US"/>
-        </w:rPr>
-        <w:t>Dividiremos los resultados en dos secciones:</w:t>
-      </w:r>
-    </w:p>
-    <w:p>
-      <w:pPr>
-        <w:rPr>
-          <w:lang w:eastAsia="en-US"/>
-        </w:rPr>
-      </w:pPr>
-    </w:p>
-    <w:p>
-      <w:pPr>
-        <w:pStyle w:val="Prrafodelista"/>
-        <w:numPr>
-          <w:ilvl w:val="0"/>
-          <w:numId w:val="5"/>
-        </w:numPr>
+        <w:t>Discusión y Conclusiones</w:t>
+      </w:r>
+    </w:p>
+    <w:p>
+      <w:pPr>
+        <w:pStyle w:val="Ttulo3"/>
       </w:pPr>
       <w:r>
         <w:t>Resultados previo</w:t>
@@ -1848,33 +1838,6 @@
       <w:r>
         <w:t>s</w:t>
       </w:r>
-      <w:r>
-        <w:t xml:space="preserve"> </w:t>
-      </w:r>
-    </w:p>
-    <w:p>
-      <w:pPr>
-        <w:pStyle w:val="Prrafodelista"/>
-        <w:numPr>
-          <w:ilvl w:val="0"/>
-          <w:numId w:val="5"/>
-        </w:numPr>
-      </w:pPr>
-      <w:r>
-        <w:t>Resultados  finales</w:t>
-      </w:r>
-    </w:p>
-    <w:p/>
-    <w:p>
-      <w:pPr>
-        <w:pStyle w:val="Ttulo3"/>
-      </w:pPr>
-      <w:r>
-        <w:t>Resultados previo</w:t>
-      </w:r>
-      <w:r>
-        <w:t>s</w:t>
-      </w:r>
     </w:p>
     <w:p>
       <w:pPr>
@@ -1892,7 +1855,20 @@
         <w:rPr>
           <w:lang w:eastAsia="en-US"/>
         </w:rPr>
-        <w:t>extraídos nuestros datos, buscamos analizar el comportamiento histórico. Analizando los parámetros, logramos encontrar muchas cosas importantes.</w:t>
+        <w:t xml:space="preserve">extraídos nuestros datos, buscamos analizar el comportamiento histórico. </w:t>
+      </w:r>
+    </w:p>
+    <w:p>
+      <w:pPr>
+        <w:rPr>
+          <w:lang w:eastAsia="en-US"/>
+        </w:rPr>
+      </w:pPr>
+      <w:r>
+        <w:rPr>
+          <w:lang w:eastAsia="en-US"/>
+        </w:rPr>
+        <w:t>El análisis de estos parámetros nos señala problemas cruciales que luego servirán para entender los resultados que obtengamos de la ecuación de Malthus.</w:t>
       </w:r>
     </w:p>
     <w:p>
@@ -2530,10 +2506,10 @@
     </w:p>
     <w:p>
       <w:pPr>
-        <w:pStyle w:val="Ttulo3"/>
-      </w:pPr>
-      <w:r>
-        <w:t>Resultados finales</w:t>
+        <w:pStyle w:val="Ttulo2"/>
+      </w:pPr>
+      <w:r>
+        <w:t xml:space="preserve">Resultados </w:t>
       </w:r>
     </w:p>
     <w:p/>
@@ -3043,6 +3019,2126 @@
         </w:rPr>
       </w:pPr>
     </w:p>
+    <w:p>
+      <w:pPr>
+        <w:rPr>
+          <w:lang w:eastAsia="en-US"/>
+        </w:rPr>
+      </w:pPr>
+    </w:p>
+    <w:p>
+      <w:pPr>
+        <w:rPr>
+          <w:lang w:eastAsia="en-US"/>
+        </w:rPr>
+      </w:pPr>
+    </w:p>
+    <w:p>
+      <w:pPr>
+        <w:pStyle w:val="Ttulo2"/>
+        <w:rPr>
+          <w:lang w:eastAsia="en-US"/>
+        </w:rPr>
+      </w:pPr>
+      <w:r>
+        <w:rPr>
+          <w:lang w:eastAsia="en-US"/>
+        </w:rPr>
+        <w:t>Agradecimientos</w:t>
+      </w:r>
+    </w:p>
+    <w:p>
+      <w:pPr>
+        <w:rPr>
+          <w:lang w:eastAsia="en-US"/>
+        </w:rPr>
+      </w:pPr>
+      <w:r>
+        <w:rPr>
+          <w:lang w:eastAsia="en-US"/>
+        </w:rPr>
+        <w:t>Quisiera expresar mi agradecimiento al profesor Facundo Sapienza por haberme dado la oportunidad de cursar su clase y aprender nuevos conceptos que desconocía, aún en un período académico de urgencia como en el que nos encontramos, y poder darme nuevas herramientas para mi futuro profesional.</w:t>
+      </w:r>
+    </w:p>
+    <w:p>
+      <w:pPr>
+        <w:rPr>
+          <w:lang w:eastAsia="en-US"/>
+        </w:rPr>
+      </w:pPr>
+      <w:r>
+        <w:rPr>
+          <w:lang w:eastAsia="en-US"/>
+        </w:rPr>
+        <w:lastRenderedPageBreak/>
+        <w:t xml:space="preserve">Un agradecimiento especial al INDEC, el RENAPER y el CEPAL </w:t>
+      </w:r>
+      <w:r>
+        <w:rPr>
+          <w:lang w:eastAsia="en-US"/>
+        </w:rPr>
+        <w:t>por mantener y disponibilizar las series históricas de datos demográficos que hicieron posible este análisis.</w:t>
+      </w:r>
+      <w:r>
+        <w:rPr>
+          <w:lang w:eastAsia="en-US"/>
+        </w:rPr>
+        <w:t xml:space="preserve"> </w:t>
+      </w:r>
+    </w:p>
+    <w:p>
+      <w:pPr>
+        <w:rPr>
+          <w:lang w:eastAsia="en-US"/>
+        </w:rPr>
+      </w:pPr>
+    </w:p>
+    <w:p>
+      <w:pPr>
+        <w:rPr>
+          <w:lang w:eastAsia="en-US"/>
+        </w:rPr>
+      </w:pPr>
+      <w:r>
+        <w:rPr>
+          <w:lang w:eastAsia="en-US"/>
+        </w:rPr>
+        <w:t>Finalmente, agradezco al Max-Planck Institute por seguir publicando investigaciones de vanguardia en esta área. Sus artículos, sumados a su labor de divulgación, dejan entrever que el análisis realizado en este proyecto es tan sólo una versión simplificada de un fenómeno fascinante. Entendemos que, para predecir algo tan complejo como el comportamiento de una sociedad, es necesario poder ir más allá de las tendencias lineales y abrazar la incertidumbre propia de los sistemas dinámicos que nos definen como población.</w:t>
+      </w:r>
+    </w:p>
+    <w:p>
+      <w:pPr>
+        <w:rPr>
+          <w:lang w:eastAsia="en-US"/>
+        </w:rPr>
+      </w:pPr>
+    </w:p>
+    <w:p>
+      <w:pPr>
+        <w:rPr>
+          <w:i/>
+          <w:iCs/>
+          <w:color w:val="7F7F7F" w:themeColor="text1" w:themeTint="80"/>
+          <w:lang w:eastAsia="en-US"/>
+        </w:rPr>
+      </w:pPr>
+      <w:r>
+        <w:rPr>
+          <w:i/>
+          <w:iCs/>
+          <w:color w:val="7F7F7F" w:themeColor="text1" w:themeTint="80"/>
+          <w:lang w:eastAsia="en-US"/>
+        </w:rPr>
+        <w:t xml:space="preserve">El autor utilizó los modelos de lenguaje Gemini y Claude </w:t>
+      </w:r>
+      <w:r>
+        <w:rPr>
+          <w:i/>
+          <w:iCs/>
+          <w:color w:val="7F7F7F" w:themeColor="text1" w:themeTint="80"/>
+          <w:lang w:eastAsia="en-US"/>
+        </w:rPr>
+        <w:t>para asistir en la revisión técnica del código fuente, la optimización de los hiperparámetros de entrenamiento y la redacción de los fundamentos teóricos del informe.</w:t>
+      </w:r>
+      <w:r>
+        <w:rPr>
+          <w:i/>
+          <w:iCs/>
+          <w:color w:val="7F7F7F" w:themeColor="text1" w:themeTint="80"/>
+        </w:rPr>
+        <w:t xml:space="preserve"> </w:t>
+      </w:r>
+      <w:r>
+        <w:rPr>
+          <w:i/>
+          <w:iCs/>
+          <w:color w:val="7F7F7F" w:themeColor="text1" w:themeTint="80"/>
+          <w:lang w:eastAsia="en-US"/>
+        </w:rPr>
+        <w:t xml:space="preserve">Todos los resultados numéricos obtenidos mediante las UDEs, las ecuaciones presentadas y las </w:t>
+      </w:r>
+      <w:proofErr w:type="gramStart"/>
+      <w:r>
+        <w:rPr>
+          <w:i/>
+          <w:iCs/>
+          <w:color w:val="7F7F7F" w:themeColor="text1" w:themeTint="80"/>
+          <w:lang w:eastAsia="en-US"/>
+        </w:rPr>
+        <w:t>conclusiones finales</w:t>
+      </w:r>
+      <w:proofErr w:type="gramEnd"/>
+      <w:r>
+        <w:rPr>
+          <w:i/>
+          <w:iCs/>
+          <w:color w:val="7F7F7F" w:themeColor="text1" w:themeTint="80"/>
+          <w:lang w:eastAsia="en-US"/>
+        </w:rPr>
+        <w:t xml:space="preserve"> fueron verificados manualmente y validados por los autores, quienes asumen la plena responsabilidad sobre el contenido y la veracidad de la información presentada.</w:t>
+      </w:r>
+    </w:p>
+    <w:p>
+      <w:pPr>
+        <w:rPr>
+          <w:lang w:eastAsia="en-US"/>
+        </w:rPr>
+      </w:pPr>
+    </w:p>
+    <w:p>
+      <w:pPr>
+        <w:pStyle w:val="Ttulo2"/>
+        <w:rPr>
+          <w:lang w:eastAsia="en-US"/>
+        </w:rPr>
+      </w:pPr>
+      <w:r>
+        <w:rPr>
+          <w:lang w:eastAsia="en-US"/>
+        </w:rPr>
+        <w:t>Datos y Softwares</w:t>
+      </w:r>
+    </w:p>
+    <w:p>
+      <w:pPr>
+        <w:rPr>
+          <w:lang w:eastAsia="en-US"/>
+        </w:rPr>
+      </w:pPr>
+    </w:p>
+    <w:p>
+      <w:pPr>
+        <w:pStyle w:val="Ttulo4"/>
+        <w:rPr>
+          <w:lang w:eastAsia="en-US"/>
+        </w:rPr>
+      </w:pPr>
+      <w:r>
+        <w:rPr>
+          <w:lang w:eastAsia="en-US"/>
+        </w:rPr>
+        <w:t>Datos utilizados</w:t>
+      </w:r>
+    </w:p>
+    <w:p>
+      <w:pPr>
+        <w:pStyle w:val="Prrafodelista"/>
+        <w:numPr>
+          <w:ilvl w:val="0"/>
+          <w:numId w:val="8"/>
+        </w:numPr>
+        <w:rPr>
+          <w:i/>
+          <w:iCs/>
+          <w:lang w:eastAsia="en-US"/>
+        </w:rPr>
+      </w:pPr>
+      <w:hyperlink r:id="rId21" w:history="1">
+        <w:r>
+          <w:rPr>
+            <w:rStyle w:val="Hipervnculo"/>
+            <w:i/>
+            <w:iCs/>
+            <w:lang w:eastAsia="en-US"/>
+          </w:rPr>
+          <w:t>Nacimientos INDEC 2012-2022</w:t>
+        </w:r>
+      </w:hyperlink>
+    </w:p>
+    <w:p>
+      <w:pPr>
+        <w:pStyle w:val="Prrafodelista"/>
+        <w:numPr>
+          <w:ilvl w:val="0"/>
+          <w:numId w:val="8"/>
+        </w:numPr>
+        <w:rPr>
+          <w:i/>
+          <w:iCs/>
+          <w:lang w:eastAsia="en-US"/>
+        </w:rPr>
+      </w:pPr>
+      <w:hyperlink r:id="rId22" w:history="1">
+        <w:r>
+          <w:rPr>
+            <w:rStyle w:val="Hipervnculo"/>
+            <w:i/>
+            <w:iCs/>
+            <w:lang w:eastAsia="en-US"/>
+          </w:rPr>
+          <w:t>Mortalidad INDEC 1914–2023</w:t>
+        </w:r>
+      </w:hyperlink>
+    </w:p>
+    <w:p>
+      <w:pPr>
+        <w:pStyle w:val="Prrafodelista"/>
+        <w:numPr>
+          <w:ilvl w:val="0"/>
+          <w:numId w:val="8"/>
+        </w:numPr>
+        <w:rPr>
+          <w:i/>
+          <w:iCs/>
+          <w:lang w:eastAsia="en-US"/>
+        </w:rPr>
+      </w:pPr>
+      <w:hyperlink r:id="rId23" w:history="1">
+        <w:r>
+          <w:rPr>
+            <w:rStyle w:val="Hipervnculo"/>
+            <w:i/>
+            <w:iCs/>
+            <w:lang w:eastAsia="en-US"/>
+          </w:rPr>
+          <w:t>Migración</w:t>
+        </w:r>
+        <w:r>
+          <w:rPr>
+            <w:rStyle w:val="Hipervnculo"/>
+            <w:i/>
+            <w:iCs/>
+            <w:lang w:eastAsia="en-US"/>
+          </w:rPr>
+          <w:t xml:space="preserve"> CEPALSTAT 1950 - 2022</w:t>
+        </w:r>
+      </w:hyperlink>
+    </w:p>
+    <w:p>
+      <w:pPr>
+        <w:rPr>
+          <w:i/>
+          <w:iCs/>
+          <w:lang w:eastAsia="en-US"/>
+        </w:rPr>
+      </w:pPr>
+    </w:p>
+    <w:p>
+      <w:pPr>
+        <w:pStyle w:val="Ttulo4"/>
+        <w:rPr>
+          <w:lang w:eastAsia="en-US"/>
+        </w:rPr>
+      </w:pPr>
+      <w:r>
+        <w:rPr>
+          <w:lang w:eastAsia="en-US"/>
+        </w:rPr>
+        <w:t>Software utilizado</w:t>
+      </w:r>
+    </w:p>
+    <w:p>
+      <w:pPr>
+        <w:pStyle w:val="Prrafodelista"/>
+        <w:numPr>
+          <w:ilvl w:val="0"/>
+          <w:numId w:val="9"/>
+        </w:numPr>
+        <w:rPr>
+          <w:lang w:eastAsia="en-US"/>
+        </w:rPr>
+      </w:pPr>
+      <w:proofErr w:type="spellStart"/>
+      <w:r>
+        <w:rPr>
+          <w:lang w:eastAsia="en-US"/>
+        </w:rPr>
+        <w:t>Jupyter</w:t>
+      </w:r>
+      <w:proofErr w:type="spellEnd"/>
+      <w:r>
+        <w:rPr>
+          <w:lang w:eastAsia="en-US"/>
+        </w:rPr>
+        <w:t xml:space="preserve"> Notebook (Python)</w:t>
+      </w:r>
+    </w:p>
+    <w:p>
+      <w:pPr>
+        <w:pStyle w:val="Prrafodelista"/>
+        <w:numPr>
+          <w:ilvl w:val="0"/>
+          <w:numId w:val="9"/>
+        </w:numPr>
+        <w:rPr>
+          <w:lang w:eastAsia="en-US"/>
+        </w:rPr>
+      </w:pPr>
+      <w:proofErr w:type="spellStart"/>
+      <w:r>
+        <w:rPr>
+          <w:lang w:eastAsia="en-US"/>
+        </w:rPr>
+        <w:t>Librerias</w:t>
+      </w:r>
+      <w:proofErr w:type="spellEnd"/>
+      <w:r>
+        <w:rPr>
+          <w:lang w:eastAsia="en-US"/>
+        </w:rPr>
+        <w:t xml:space="preserve">: PyTorch, Pandas, </w:t>
+      </w:r>
+      <w:proofErr w:type="spellStart"/>
+      <w:r>
+        <w:rPr>
+          <w:lang w:eastAsia="en-US"/>
+        </w:rPr>
+        <w:t>Numpy</w:t>
+      </w:r>
+      <w:proofErr w:type="spellEnd"/>
+      <w:r>
+        <w:rPr>
+          <w:lang w:eastAsia="en-US"/>
+        </w:rPr>
+        <w:t xml:space="preserve">, </w:t>
+      </w:r>
+      <w:proofErr w:type="spellStart"/>
+      <w:r>
+        <w:rPr>
+          <w:lang w:eastAsia="en-US"/>
+        </w:rPr>
+        <w:t>Matplotlib</w:t>
+      </w:r>
+      <w:proofErr w:type="spellEnd"/>
+      <w:r>
+        <w:rPr>
+          <w:lang w:eastAsia="en-US"/>
+        </w:rPr>
+        <w:t>, etc.</w:t>
+      </w:r>
+    </w:p>
+    <w:p>
+      <w:pPr>
+        <w:pStyle w:val="Prrafodelista"/>
+        <w:numPr>
+          <w:ilvl w:val="0"/>
+          <w:numId w:val="9"/>
+        </w:numPr>
+        <w:rPr>
+          <w:lang w:eastAsia="en-US"/>
+        </w:rPr>
+      </w:pPr>
+      <w:r>
+        <w:rPr>
+          <w:lang w:eastAsia="en-US"/>
+        </w:rPr>
+        <w:t xml:space="preserve">ADAM: </w:t>
+      </w:r>
+      <w:r>
+        <w:rPr>
+          <w:lang w:eastAsia="en-US"/>
+        </w:rPr>
+        <w:t>Para la fase de exploración y descenso inicial del gradiente.</w:t>
+      </w:r>
+    </w:p>
+    <w:p>
+      <w:pPr>
+        <w:rPr>
+          <w:lang w:eastAsia="en-US"/>
+        </w:rPr>
+      </w:pPr>
+    </w:p>
+    <w:p>
+      <w:pPr>
+        <w:rPr>
+          <w:lang w:eastAsia="en-US"/>
+        </w:rPr>
+      </w:pPr>
+    </w:p>
+    <w:p>
+      <w:pPr>
+        <w:rPr>
+          <w:lang w:eastAsia="en-US"/>
+        </w:rPr>
+      </w:pPr>
+    </w:p>
+    <w:p>
+      <w:pPr>
+        <w:pStyle w:val="Ttulo2"/>
+        <w:rPr>
+          <w:lang w:eastAsia="en-US"/>
+        </w:rPr>
+      </w:pPr>
+      <w:r>
+        <w:rPr>
+          <w:lang w:eastAsia="en-US"/>
+        </w:rPr>
+        <w:t>Referencias</w:t>
+      </w:r>
+    </w:p>
+    <w:p>
+      <w:pPr>
+        <w:pStyle w:val="Prrafodelista"/>
+        <w:numPr>
+          <w:ilvl w:val="0"/>
+          <w:numId w:val="12"/>
+        </w:numPr>
+        <w:rPr>
+          <w:rFonts w:asciiTheme="minorHAnsi" w:hAnsiTheme="minorHAnsi"/>
+          <w:sz w:val="18"/>
+          <w:szCs w:val="18"/>
+          <w:lang w:eastAsia="en-US"/>
+        </w:rPr>
+      </w:pPr>
+      <w:r>
+        <w:rPr>
+          <w:rFonts w:asciiTheme="minorHAnsi" w:hAnsiTheme="minorHAnsi"/>
+          <w:b/>
+          <w:bCs/>
+          <w:sz w:val="18"/>
+          <w:szCs w:val="18"/>
+          <w:lang w:eastAsia="en-US"/>
+        </w:rPr>
+        <w:t>Lotka, A. J. (1925).</w:t>
+      </w:r>
+      <w:r>
+        <w:rPr>
+          <w:rFonts w:asciiTheme="minorHAnsi" w:hAnsiTheme="minorHAnsi"/>
+          <w:i/>
+          <w:iCs/>
+          <w:sz w:val="18"/>
+          <w:szCs w:val="18"/>
+          <w:lang w:eastAsia="en-US"/>
+        </w:rPr>
+        <w:t xml:space="preserve"> </w:t>
+      </w:r>
+      <w:hyperlink r:id="rId24" w:history="1">
+        <w:proofErr w:type="spellStart"/>
+        <w:r>
+          <w:rPr>
+            <w:rStyle w:val="Hipervnculo"/>
+            <w:rFonts w:asciiTheme="minorHAnsi" w:hAnsiTheme="minorHAnsi"/>
+            <w:i/>
+            <w:iCs/>
+            <w:sz w:val="18"/>
+            <w:szCs w:val="18"/>
+            <w:lang w:eastAsia="en-US"/>
+          </w:rPr>
+          <w:t>Elements</w:t>
+        </w:r>
+        <w:proofErr w:type="spellEnd"/>
+        <w:r>
+          <w:rPr>
+            <w:rStyle w:val="Hipervnculo"/>
+            <w:rFonts w:asciiTheme="minorHAnsi" w:hAnsiTheme="minorHAnsi"/>
+            <w:i/>
+            <w:iCs/>
+            <w:sz w:val="18"/>
+            <w:szCs w:val="18"/>
+            <w:lang w:eastAsia="en-US"/>
+          </w:rPr>
+          <w:t xml:space="preserve"> </w:t>
+        </w:r>
+        <w:proofErr w:type="spellStart"/>
+        <w:r>
+          <w:rPr>
+            <w:rStyle w:val="Hipervnculo"/>
+            <w:rFonts w:asciiTheme="minorHAnsi" w:hAnsiTheme="minorHAnsi"/>
+            <w:i/>
+            <w:iCs/>
+            <w:sz w:val="18"/>
+            <w:szCs w:val="18"/>
+            <w:lang w:eastAsia="en-US"/>
+          </w:rPr>
+          <w:t>of</w:t>
+        </w:r>
+        <w:proofErr w:type="spellEnd"/>
+        <w:r>
+          <w:rPr>
+            <w:rStyle w:val="Hipervnculo"/>
+            <w:rFonts w:asciiTheme="minorHAnsi" w:hAnsiTheme="minorHAnsi"/>
+            <w:i/>
+            <w:iCs/>
+            <w:sz w:val="18"/>
+            <w:szCs w:val="18"/>
+            <w:lang w:eastAsia="en-US"/>
+          </w:rPr>
+          <w:t xml:space="preserve"> </w:t>
+        </w:r>
+        <w:proofErr w:type="spellStart"/>
+        <w:r>
+          <w:rPr>
+            <w:rStyle w:val="Hipervnculo"/>
+            <w:rFonts w:asciiTheme="minorHAnsi" w:hAnsiTheme="minorHAnsi"/>
+            <w:i/>
+            <w:iCs/>
+            <w:sz w:val="18"/>
+            <w:szCs w:val="18"/>
+            <w:lang w:eastAsia="en-US"/>
+          </w:rPr>
+          <w:t>Physical</w:t>
+        </w:r>
+        <w:proofErr w:type="spellEnd"/>
+        <w:r>
+          <w:rPr>
+            <w:rStyle w:val="Hipervnculo"/>
+            <w:rFonts w:asciiTheme="minorHAnsi" w:hAnsiTheme="minorHAnsi"/>
+            <w:i/>
+            <w:iCs/>
+            <w:sz w:val="18"/>
+            <w:szCs w:val="18"/>
+            <w:lang w:eastAsia="en-US"/>
+          </w:rPr>
+          <w:t xml:space="preserve"> </w:t>
+        </w:r>
+        <w:proofErr w:type="spellStart"/>
+        <w:r>
+          <w:rPr>
+            <w:rStyle w:val="Hipervnculo"/>
+            <w:rFonts w:asciiTheme="minorHAnsi" w:hAnsiTheme="minorHAnsi"/>
+            <w:i/>
+            <w:iCs/>
+            <w:sz w:val="18"/>
+            <w:szCs w:val="18"/>
+            <w:lang w:eastAsia="en-US"/>
+          </w:rPr>
+          <w:t>Biology</w:t>
+        </w:r>
+        <w:proofErr w:type="spellEnd"/>
+        <w:r>
+          <w:rPr>
+            <w:rStyle w:val="Hipervnculo"/>
+            <w:rFonts w:asciiTheme="minorHAnsi" w:hAnsiTheme="minorHAnsi"/>
+            <w:i/>
+            <w:iCs/>
+            <w:sz w:val="18"/>
+            <w:szCs w:val="18"/>
+            <w:lang w:eastAsia="en-US"/>
+          </w:rPr>
+          <w:t>. Williams &amp; Wilkins.</w:t>
+        </w:r>
+      </w:hyperlink>
+      <w:r>
+        <w:rPr>
+          <w:rFonts w:asciiTheme="minorHAnsi" w:hAnsiTheme="minorHAnsi"/>
+          <w:i/>
+          <w:iCs/>
+          <w:sz w:val="18"/>
+          <w:szCs w:val="18"/>
+          <w:lang w:eastAsia="en-US"/>
+        </w:rPr>
+        <w:t xml:space="preserve"> </w:t>
+      </w:r>
+    </w:p>
+    <w:p>
+      <w:pPr>
+        <w:pStyle w:val="Prrafodelista"/>
+        <w:numPr>
+          <w:ilvl w:val="0"/>
+          <w:numId w:val="12"/>
+        </w:numPr>
+        <w:rPr>
+          <w:rFonts w:asciiTheme="minorHAnsi" w:hAnsiTheme="minorHAnsi"/>
+          <w:i/>
+          <w:iCs/>
+          <w:sz w:val="18"/>
+          <w:szCs w:val="18"/>
+          <w:lang w:eastAsia="en-US"/>
+        </w:rPr>
+      </w:pPr>
+      <w:r>
+        <w:rPr>
+          <w:rFonts w:asciiTheme="minorHAnsi" w:hAnsiTheme="minorHAnsi"/>
+          <w:b/>
+          <w:bCs/>
+          <w:sz w:val="18"/>
+          <w:szCs w:val="18"/>
+          <w:lang w:eastAsia="en-US"/>
+        </w:rPr>
+        <w:t>Malthus, T. R. (1798).</w:t>
+      </w:r>
+      <w:r>
+        <w:rPr>
+          <w:rFonts w:asciiTheme="minorHAnsi" w:hAnsiTheme="minorHAnsi"/>
+          <w:sz w:val="18"/>
+          <w:szCs w:val="18"/>
+          <w:lang w:eastAsia="en-US"/>
+        </w:rPr>
+        <w:t xml:space="preserve"> </w:t>
+      </w:r>
+      <w:hyperlink r:id="rId25" w:history="1">
+        <w:proofErr w:type="spellStart"/>
+        <w:r>
+          <w:rPr>
+            <w:rStyle w:val="Hipervnculo"/>
+            <w:rFonts w:asciiTheme="minorHAnsi" w:hAnsiTheme="minorHAnsi"/>
+            <w:i/>
+            <w:iCs/>
+            <w:sz w:val="18"/>
+            <w:szCs w:val="18"/>
+            <w:lang w:eastAsia="en-US"/>
+          </w:rPr>
+          <w:t>An</w:t>
+        </w:r>
+        <w:proofErr w:type="spellEnd"/>
+        <w:r>
+          <w:rPr>
+            <w:rStyle w:val="Hipervnculo"/>
+            <w:rFonts w:asciiTheme="minorHAnsi" w:hAnsiTheme="minorHAnsi"/>
+            <w:i/>
+            <w:iCs/>
+            <w:sz w:val="18"/>
+            <w:szCs w:val="18"/>
+            <w:lang w:eastAsia="en-US"/>
+          </w:rPr>
+          <w:t xml:space="preserve"> Essay </w:t>
+        </w:r>
+        <w:proofErr w:type="spellStart"/>
+        <w:r>
+          <w:rPr>
+            <w:rStyle w:val="Hipervnculo"/>
+            <w:rFonts w:asciiTheme="minorHAnsi" w:hAnsiTheme="minorHAnsi"/>
+            <w:i/>
+            <w:iCs/>
+            <w:sz w:val="18"/>
+            <w:szCs w:val="18"/>
+            <w:lang w:eastAsia="en-US"/>
+          </w:rPr>
+          <w:t>on</w:t>
+        </w:r>
+        <w:proofErr w:type="spellEnd"/>
+        <w:r>
+          <w:rPr>
+            <w:rStyle w:val="Hipervnculo"/>
+            <w:rFonts w:asciiTheme="minorHAnsi" w:hAnsiTheme="minorHAnsi"/>
+            <w:i/>
+            <w:iCs/>
+            <w:sz w:val="18"/>
+            <w:szCs w:val="18"/>
+            <w:lang w:eastAsia="en-US"/>
+          </w:rPr>
+          <w:t xml:space="preserve"> </w:t>
+        </w:r>
+        <w:proofErr w:type="spellStart"/>
+        <w:r>
+          <w:rPr>
+            <w:rStyle w:val="Hipervnculo"/>
+            <w:rFonts w:asciiTheme="minorHAnsi" w:hAnsiTheme="minorHAnsi"/>
+            <w:i/>
+            <w:iCs/>
+            <w:sz w:val="18"/>
+            <w:szCs w:val="18"/>
+            <w:lang w:eastAsia="en-US"/>
+          </w:rPr>
+          <w:t>the</w:t>
+        </w:r>
+        <w:proofErr w:type="spellEnd"/>
+        <w:r>
+          <w:rPr>
+            <w:rStyle w:val="Hipervnculo"/>
+            <w:rFonts w:asciiTheme="minorHAnsi" w:hAnsiTheme="minorHAnsi"/>
+            <w:i/>
+            <w:iCs/>
+            <w:sz w:val="18"/>
+            <w:szCs w:val="18"/>
+            <w:lang w:eastAsia="en-US"/>
+          </w:rPr>
+          <w:t xml:space="preserve"> Principle </w:t>
+        </w:r>
+        <w:proofErr w:type="spellStart"/>
+        <w:r>
+          <w:rPr>
+            <w:rStyle w:val="Hipervnculo"/>
+            <w:rFonts w:asciiTheme="minorHAnsi" w:hAnsiTheme="minorHAnsi"/>
+            <w:i/>
+            <w:iCs/>
+            <w:sz w:val="18"/>
+            <w:szCs w:val="18"/>
+            <w:lang w:eastAsia="en-US"/>
+          </w:rPr>
+          <w:t>of</w:t>
+        </w:r>
+        <w:proofErr w:type="spellEnd"/>
+        <w:r>
+          <w:rPr>
+            <w:rStyle w:val="Hipervnculo"/>
+            <w:rFonts w:asciiTheme="minorHAnsi" w:hAnsiTheme="minorHAnsi"/>
+            <w:i/>
+            <w:iCs/>
+            <w:sz w:val="18"/>
+            <w:szCs w:val="18"/>
+            <w:lang w:eastAsia="en-US"/>
+          </w:rPr>
+          <w:t xml:space="preserve"> </w:t>
+        </w:r>
+        <w:proofErr w:type="spellStart"/>
+        <w:r>
+          <w:rPr>
+            <w:rStyle w:val="Hipervnculo"/>
+            <w:rFonts w:asciiTheme="minorHAnsi" w:hAnsiTheme="minorHAnsi"/>
+            <w:i/>
+            <w:iCs/>
+            <w:sz w:val="18"/>
+            <w:szCs w:val="18"/>
+            <w:lang w:eastAsia="en-US"/>
+          </w:rPr>
+          <w:t>Population</w:t>
+        </w:r>
+        <w:proofErr w:type="spellEnd"/>
+        <w:r>
+          <w:rPr>
+            <w:rStyle w:val="Hipervnculo"/>
+            <w:rFonts w:asciiTheme="minorHAnsi" w:hAnsiTheme="minorHAnsi"/>
+            <w:i/>
+            <w:iCs/>
+            <w:sz w:val="18"/>
+            <w:szCs w:val="18"/>
+            <w:lang w:eastAsia="en-US"/>
+          </w:rPr>
+          <w:t>. J. Johnson.</w:t>
+        </w:r>
+      </w:hyperlink>
+    </w:p>
+    <w:p>
+      <w:pPr>
+        <w:pStyle w:val="Prrafodelista"/>
+        <w:numPr>
+          <w:ilvl w:val="0"/>
+          <w:numId w:val="12"/>
+        </w:numPr>
+        <w:rPr>
+          <w:rFonts w:asciiTheme="minorHAnsi" w:hAnsiTheme="minorHAnsi"/>
+          <w:sz w:val="18"/>
+          <w:szCs w:val="18"/>
+          <w:lang w:eastAsia="en-US"/>
+        </w:rPr>
+      </w:pPr>
+      <w:r>
+        <w:rPr>
+          <w:rFonts w:asciiTheme="minorHAnsi" w:hAnsiTheme="minorHAnsi"/>
+          <w:b/>
+          <w:bCs/>
+          <w:sz w:val="18"/>
+          <w:szCs w:val="18"/>
+          <w:lang w:eastAsia="en-US"/>
+        </w:rPr>
+        <w:t>Volterra, V. (1926).</w:t>
+      </w:r>
+      <w:hyperlink r:id="rId26" w:history="1">
+        <w:r>
+          <w:rPr>
+            <w:rStyle w:val="Hipervnculo"/>
+            <w:rFonts w:asciiTheme="minorHAnsi" w:hAnsiTheme="minorHAnsi"/>
+            <w:sz w:val="18"/>
+            <w:szCs w:val="18"/>
+            <w:lang w:eastAsia="en-US"/>
+          </w:rPr>
+          <w:t xml:space="preserve"> </w:t>
+        </w:r>
+        <w:proofErr w:type="spellStart"/>
+        <w:r>
+          <w:rPr>
+            <w:rStyle w:val="Hipervnculo"/>
+            <w:rFonts w:asciiTheme="minorHAnsi" w:hAnsiTheme="minorHAnsi"/>
+            <w:sz w:val="18"/>
+            <w:szCs w:val="18"/>
+            <w:lang w:eastAsia="en-US"/>
+          </w:rPr>
+          <w:t>Variations</w:t>
+        </w:r>
+        <w:proofErr w:type="spellEnd"/>
+        <w:r>
+          <w:rPr>
+            <w:rStyle w:val="Hipervnculo"/>
+            <w:rFonts w:asciiTheme="minorHAnsi" w:hAnsiTheme="minorHAnsi"/>
+            <w:sz w:val="18"/>
+            <w:szCs w:val="18"/>
+            <w:lang w:eastAsia="en-US"/>
+          </w:rPr>
+          <w:t xml:space="preserve"> and </w:t>
+        </w:r>
+        <w:proofErr w:type="spellStart"/>
+        <w:r>
+          <w:rPr>
+            <w:rStyle w:val="Hipervnculo"/>
+            <w:rFonts w:asciiTheme="minorHAnsi" w:hAnsiTheme="minorHAnsi"/>
+            <w:sz w:val="18"/>
+            <w:szCs w:val="18"/>
+            <w:lang w:eastAsia="en-US"/>
+          </w:rPr>
+          <w:t>fluctuations</w:t>
+        </w:r>
+        <w:proofErr w:type="spellEnd"/>
+        <w:r>
+          <w:rPr>
+            <w:rStyle w:val="Hipervnculo"/>
+            <w:rFonts w:asciiTheme="minorHAnsi" w:hAnsiTheme="minorHAnsi"/>
+            <w:sz w:val="18"/>
+            <w:szCs w:val="18"/>
+            <w:lang w:eastAsia="en-US"/>
+          </w:rPr>
+          <w:t xml:space="preserve"> </w:t>
+        </w:r>
+        <w:proofErr w:type="spellStart"/>
+        <w:r>
+          <w:rPr>
+            <w:rStyle w:val="Hipervnculo"/>
+            <w:rFonts w:asciiTheme="minorHAnsi" w:hAnsiTheme="minorHAnsi"/>
+            <w:sz w:val="18"/>
+            <w:szCs w:val="18"/>
+            <w:lang w:eastAsia="en-US"/>
+          </w:rPr>
+          <w:t>of</w:t>
+        </w:r>
+        <w:proofErr w:type="spellEnd"/>
+        <w:r>
+          <w:rPr>
+            <w:rStyle w:val="Hipervnculo"/>
+            <w:rFonts w:asciiTheme="minorHAnsi" w:hAnsiTheme="minorHAnsi"/>
+            <w:sz w:val="18"/>
+            <w:szCs w:val="18"/>
+            <w:lang w:eastAsia="en-US"/>
+          </w:rPr>
+          <w:t xml:space="preserve"> </w:t>
+        </w:r>
+        <w:proofErr w:type="spellStart"/>
+        <w:r>
+          <w:rPr>
+            <w:rStyle w:val="Hipervnculo"/>
+            <w:rFonts w:asciiTheme="minorHAnsi" w:hAnsiTheme="minorHAnsi"/>
+            <w:sz w:val="18"/>
+            <w:szCs w:val="18"/>
+            <w:lang w:eastAsia="en-US"/>
+          </w:rPr>
+          <w:t>the</w:t>
+        </w:r>
+        <w:proofErr w:type="spellEnd"/>
+        <w:r>
+          <w:rPr>
+            <w:rStyle w:val="Hipervnculo"/>
+            <w:rFonts w:asciiTheme="minorHAnsi" w:hAnsiTheme="minorHAnsi"/>
+            <w:sz w:val="18"/>
+            <w:szCs w:val="18"/>
+            <w:lang w:eastAsia="en-US"/>
+          </w:rPr>
+          <w:t xml:space="preserve"> </w:t>
+        </w:r>
+        <w:proofErr w:type="spellStart"/>
+        <w:r>
+          <w:rPr>
+            <w:rStyle w:val="Hipervnculo"/>
+            <w:rFonts w:asciiTheme="minorHAnsi" w:hAnsiTheme="minorHAnsi"/>
+            <w:sz w:val="18"/>
+            <w:szCs w:val="18"/>
+            <w:lang w:eastAsia="en-US"/>
+          </w:rPr>
+          <w:t>number</w:t>
+        </w:r>
+        <w:proofErr w:type="spellEnd"/>
+        <w:r>
+          <w:rPr>
+            <w:rStyle w:val="Hipervnculo"/>
+            <w:rFonts w:asciiTheme="minorHAnsi" w:hAnsiTheme="minorHAnsi"/>
+            <w:sz w:val="18"/>
+            <w:szCs w:val="18"/>
+            <w:lang w:eastAsia="en-US"/>
+          </w:rPr>
+          <w:t xml:space="preserve"> </w:t>
+        </w:r>
+        <w:proofErr w:type="spellStart"/>
+        <w:r>
+          <w:rPr>
+            <w:rStyle w:val="Hipervnculo"/>
+            <w:rFonts w:asciiTheme="minorHAnsi" w:hAnsiTheme="minorHAnsi"/>
+            <w:sz w:val="18"/>
+            <w:szCs w:val="18"/>
+            <w:lang w:eastAsia="en-US"/>
+          </w:rPr>
+          <w:t>of</w:t>
+        </w:r>
+        <w:proofErr w:type="spellEnd"/>
+        <w:r>
+          <w:rPr>
+            <w:rStyle w:val="Hipervnculo"/>
+            <w:rFonts w:asciiTheme="minorHAnsi" w:hAnsiTheme="minorHAnsi"/>
+            <w:sz w:val="18"/>
+            <w:szCs w:val="18"/>
+            <w:lang w:eastAsia="en-US"/>
+          </w:rPr>
+          <w:t xml:space="preserve"> </w:t>
+        </w:r>
+        <w:proofErr w:type="spellStart"/>
+        <w:r>
+          <w:rPr>
+            <w:rStyle w:val="Hipervnculo"/>
+            <w:rFonts w:asciiTheme="minorHAnsi" w:hAnsiTheme="minorHAnsi"/>
+            <w:sz w:val="18"/>
+            <w:szCs w:val="18"/>
+            <w:lang w:eastAsia="en-US"/>
+          </w:rPr>
+          <w:t>individuals</w:t>
+        </w:r>
+        <w:proofErr w:type="spellEnd"/>
+        <w:r>
+          <w:rPr>
+            <w:rStyle w:val="Hipervnculo"/>
+            <w:rFonts w:asciiTheme="minorHAnsi" w:hAnsiTheme="minorHAnsi"/>
+            <w:sz w:val="18"/>
+            <w:szCs w:val="18"/>
+            <w:lang w:eastAsia="en-US"/>
+          </w:rPr>
+          <w:t xml:space="preserve"> in animal </w:t>
+        </w:r>
+        <w:proofErr w:type="spellStart"/>
+        <w:r>
+          <w:rPr>
+            <w:rStyle w:val="Hipervnculo"/>
+            <w:rFonts w:asciiTheme="minorHAnsi" w:hAnsiTheme="minorHAnsi"/>
+            <w:sz w:val="18"/>
+            <w:szCs w:val="18"/>
+            <w:lang w:eastAsia="en-US"/>
+          </w:rPr>
+          <w:t>species</w:t>
+        </w:r>
+        <w:proofErr w:type="spellEnd"/>
+        <w:r>
+          <w:rPr>
+            <w:rStyle w:val="Hipervnculo"/>
+            <w:rFonts w:asciiTheme="minorHAnsi" w:hAnsiTheme="minorHAnsi"/>
+            <w:sz w:val="18"/>
+            <w:szCs w:val="18"/>
+            <w:lang w:eastAsia="en-US"/>
+          </w:rPr>
+          <w:t xml:space="preserve"> </w:t>
+        </w:r>
+        <w:proofErr w:type="gramStart"/>
+        <w:r>
+          <w:rPr>
+            <w:rStyle w:val="Hipervnculo"/>
+            <w:rFonts w:asciiTheme="minorHAnsi" w:hAnsiTheme="minorHAnsi"/>
+            <w:sz w:val="18"/>
+            <w:szCs w:val="18"/>
+            <w:lang w:eastAsia="en-US"/>
+          </w:rPr>
+          <w:t>living</w:t>
+        </w:r>
+        <w:proofErr w:type="gramEnd"/>
+        <w:r>
+          <w:rPr>
+            <w:rStyle w:val="Hipervnculo"/>
+            <w:rFonts w:asciiTheme="minorHAnsi" w:hAnsiTheme="minorHAnsi"/>
+            <w:sz w:val="18"/>
+            <w:szCs w:val="18"/>
+            <w:lang w:eastAsia="en-US"/>
+          </w:rPr>
+          <w:t xml:space="preserve"> </w:t>
+        </w:r>
+        <w:proofErr w:type="spellStart"/>
+        <w:r>
+          <w:rPr>
+            <w:rStyle w:val="Hipervnculo"/>
+            <w:rFonts w:asciiTheme="minorHAnsi" w:hAnsiTheme="minorHAnsi"/>
+            <w:sz w:val="18"/>
+            <w:szCs w:val="18"/>
+            <w:lang w:eastAsia="en-US"/>
+          </w:rPr>
+          <w:t>together</w:t>
+        </w:r>
+        <w:proofErr w:type="spellEnd"/>
+        <w:r>
+          <w:rPr>
+            <w:rStyle w:val="Hipervnculo"/>
+            <w:rFonts w:asciiTheme="minorHAnsi" w:hAnsiTheme="minorHAnsi"/>
+            <w:sz w:val="18"/>
+            <w:szCs w:val="18"/>
+            <w:lang w:eastAsia="en-US"/>
+          </w:rPr>
+          <w:t xml:space="preserve">". </w:t>
+        </w:r>
+        <w:proofErr w:type="spellStart"/>
+        <w:r>
+          <w:rPr>
+            <w:rStyle w:val="Hipervnculo"/>
+            <w:rFonts w:asciiTheme="minorHAnsi" w:hAnsiTheme="minorHAnsi"/>
+            <w:i/>
+            <w:iCs/>
+            <w:sz w:val="18"/>
+            <w:szCs w:val="18"/>
+            <w:lang w:eastAsia="en-US"/>
+          </w:rPr>
+          <w:t>Journal</w:t>
+        </w:r>
+        <w:proofErr w:type="spellEnd"/>
+        <w:r>
+          <w:rPr>
+            <w:rStyle w:val="Hipervnculo"/>
+            <w:rFonts w:asciiTheme="minorHAnsi" w:hAnsiTheme="minorHAnsi"/>
+            <w:i/>
+            <w:iCs/>
+            <w:sz w:val="18"/>
+            <w:szCs w:val="18"/>
+            <w:lang w:eastAsia="en-US"/>
+          </w:rPr>
+          <w:t xml:space="preserve"> du </w:t>
+        </w:r>
+        <w:proofErr w:type="spellStart"/>
+        <w:r>
+          <w:rPr>
+            <w:rStyle w:val="Hipervnculo"/>
+            <w:rFonts w:asciiTheme="minorHAnsi" w:hAnsiTheme="minorHAnsi"/>
+            <w:i/>
+            <w:iCs/>
+            <w:sz w:val="18"/>
+            <w:szCs w:val="18"/>
+            <w:lang w:eastAsia="en-US"/>
+          </w:rPr>
+          <w:t>Conseil</w:t>
+        </w:r>
+        <w:proofErr w:type="spellEnd"/>
+      </w:hyperlink>
+      <w:r>
+        <w:rPr>
+          <w:rFonts w:asciiTheme="minorHAnsi" w:hAnsiTheme="minorHAnsi"/>
+          <w:sz w:val="18"/>
+          <w:szCs w:val="18"/>
+          <w:lang w:eastAsia="en-US"/>
+        </w:rPr>
+        <w:t xml:space="preserve"> </w:t>
+      </w:r>
+    </w:p>
+    <w:p>
+      <w:pPr>
+        <w:pStyle w:val="Prrafodelista"/>
+        <w:numPr>
+          <w:ilvl w:val="0"/>
+          <w:numId w:val="12"/>
+        </w:numPr>
+        <w:rPr>
+          <w:rFonts w:asciiTheme="minorHAnsi" w:hAnsiTheme="minorHAnsi"/>
+          <w:sz w:val="18"/>
+          <w:szCs w:val="18"/>
+          <w:lang w:eastAsia="en-US"/>
+        </w:rPr>
+      </w:pPr>
+      <w:r>
+        <w:rPr>
+          <w:rFonts w:asciiTheme="minorHAnsi" w:hAnsiTheme="minorHAnsi"/>
+          <w:b/>
+          <w:bCs/>
+          <w:sz w:val="18"/>
+          <w:szCs w:val="18"/>
+          <w:lang w:eastAsia="en-US"/>
+        </w:rPr>
+        <w:t>Ejemplo de Crecimiento Poblacional utilizando Malthus:</w:t>
+      </w:r>
+      <w:r>
+        <w:rPr>
+          <w:rFonts w:asciiTheme="minorHAnsi" w:hAnsiTheme="minorHAnsi"/>
+          <w:sz w:val="18"/>
+          <w:szCs w:val="18"/>
+          <w:lang w:eastAsia="en-US"/>
+        </w:rPr>
+        <w:t xml:space="preserve"> </w:t>
+      </w:r>
+      <w:hyperlink r:id="rId27" w:history="1">
+        <w:r>
+          <w:rPr>
+            <w:rStyle w:val="Hipervnculo"/>
+            <w:rFonts w:asciiTheme="minorHAnsi" w:hAnsiTheme="minorHAnsi"/>
+            <w:sz w:val="18"/>
+            <w:szCs w:val="18"/>
+            <w:lang w:eastAsia="en-US"/>
+          </w:rPr>
+          <w:t>https://es.scribd.com/document/104312721/Modelo-de-Malthus</w:t>
+        </w:r>
+      </w:hyperlink>
+    </w:p>
+    <w:p>
+      <w:pPr>
+        <w:pStyle w:val="NormalWeb"/>
+        <w:numPr>
+          <w:ilvl w:val="0"/>
+          <w:numId w:val="12"/>
+        </w:numPr>
+        <w:rPr>
+          <w:rFonts w:asciiTheme="minorHAnsi" w:hAnsiTheme="minorHAnsi"/>
+          <w:sz w:val="18"/>
+          <w:szCs w:val="18"/>
+        </w:rPr>
+      </w:pPr>
+      <w:proofErr w:type="gramStart"/>
+      <w:r>
+        <w:rPr>
+          <w:rFonts w:asciiTheme="minorHAnsi" w:hAnsiTheme="minorHAnsi"/>
+          <w:sz w:val="18"/>
+          <w:szCs w:val="18"/>
+        </w:rPr>
+        <w:t xml:space="preserve">  </w:t>
+      </w:r>
+      <w:r>
+        <w:rPr>
+          <w:rFonts w:asciiTheme="minorHAnsi" w:hAnsiTheme="minorHAnsi"/>
+          <w:b/>
+          <w:bCs/>
+          <w:sz w:val="18"/>
+          <w:szCs w:val="18"/>
+        </w:rPr>
+        <w:t>Chen</w:t>
+      </w:r>
+      <w:proofErr w:type="gramEnd"/>
+      <w:r>
+        <w:rPr>
+          <w:rFonts w:asciiTheme="minorHAnsi" w:hAnsiTheme="minorHAnsi"/>
+          <w:b/>
+          <w:bCs/>
+          <w:sz w:val="18"/>
+          <w:szCs w:val="18"/>
+        </w:rPr>
+        <w:t xml:space="preserve">, R. T. Q., </w:t>
+      </w:r>
+      <w:proofErr w:type="spellStart"/>
+      <w:r>
+        <w:rPr>
+          <w:rFonts w:asciiTheme="minorHAnsi" w:hAnsiTheme="minorHAnsi"/>
+          <w:b/>
+          <w:bCs/>
+          <w:sz w:val="18"/>
+          <w:szCs w:val="18"/>
+        </w:rPr>
+        <w:t>Rubanova</w:t>
+      </w:r>
+      <w:proofErr w:type="spellEnd"/>
+      <w:r>
+        <w:rPr>
+          <w:rFonts w:asciiTheme="minorHAnsi" w:hAnsiTheme="minorHAnsi"/>
+          <w:b/>
+          <w:bCs/>
+          <w:sz w:val="18"/>
+          <w:szCs w:val="18"/>
+        </w:rPr>
+        <w:t>, Y., Bettencourt, J., &amp; Duvenaud, D. K. (2018).</w:t>
+      </w:r>
+      <w:r>
+        <w:rPr>
+          <w:rFonts w:asciiTheme="minorHAnsi" w:hAnsiTheme="minorHAnsi"/>
+          <w:sz w:val="18"/>
+          <w:szCs w:val="18"/>
+        </w:rPr>
+        <w:t xml:space="preserve"> "Neural </w:t>
+      </w:r>
+      <w:proofErr w:type="spellStart"/>
+      <w:r>
+        <w:rPr>
+          <w:rFonts w:asciiTheme="minorHAnsi" w:hAnsiTheme="minorHAnsi"/>
+          <w:sz w:val="18"/>
+          <w:szCs w:val="18"/>
+        </w:rPr>
+        <w:t>Ordinary</w:t>
+      </w:r>
+      <w:proofErr w:type="spellEnd"/>
+      <w:r>
+        <w:rPr>
+          <w:rFonts w:asciiTheme="minorHAnsi" w:hAnsiTheme="minorHAnsi"/>
+          <w:sz w:val="18"/>
+          <w:szCs w:val="18"/>
+        </w:rPr>
+        <w:t xml:space="preserve"> </w:t>
+      </w:r>
+      <w:proofErr w:type="spellStart"/>
+      <w:r>
+        <w:rPr>
+          <w:rFonts w:asciiTheme="minorHAnsi" w:hAnsiTheme="minorHAnsi"/>
+          <w:sz w:val="18"/>
+          <w:szCs w:val="18"/>
+        </w:rPr>
+        <w:t>Differential</w:t>
+      </w:r>
+      <w:proofErr w:type="spellEnd"/>
+      <w:r>
+        <w:rPr>
+          <w:rFonts w:asciiTheme="minorHAnsi" w:hAnsiTheme="minorHAnsi"/>
+          <w:sz w:val="18"/>
+          <w:szCs w:val="18"/>
+        </w:rPr>
+        <w:t xml:space="preserve"> </w:t>
+      </w:r>
+      <w:proofErr w:type="spellStart"/>
+      <w:r>
+        <w:rPr>
+          <w:rFonts w:asciiTheme="minorHAnsi" w:hAnsiTheme="minorHAnsi"/>
+          <w:sz w:val="18"/>
+          <w:szCs w:val="18"/>
+        </w:rPr>
+        <w:t>Equations</w:t>
+      </w:r>
+      <w:proofErr w:type="spellEnd"/>
+      <w:r>
+        <w:rPr>
+          <w:rFonts w:asciiTheme="minorHAnsi" w:hAnsiTheme="minorHAnsi"/>
+          <w:sz w:val="18"/>
+          <w:szCs w:val="18"/>
+        </w:rPr>
+        <w:t xml:space="preserve">". </w:t>
+      </w:r>
+      <w:hyperlink r:id="rId28" w:history="1">
+        <w:proofErr w:type="spellStart"/>
+        <w:r>
+          <w:rPr>
+            <w:rStyle w:val="Hipervnculo"/>
+            <w:rFonts w:asciiTheme="minorHAnsi" w:hAnsiTheme="minorHAnsi"/>
+            <w:i/>
+            <w:iCs/>
+            <w:sz w:val="18"/>
+            <w:szCs w:val="18"/>
+          </w:rPr>
+          <w:t>Advances</w:t>
+        </w:r>
+        <w:proofErr w:type="spellEnd"/>
+        <w:r>
+          <w:rPr>
+            <w:rStyle w:val="Hipervnculo"/>
+            <w:rFonts w:asciiTheme="minorHAnsi" w:hAnsiTheme="minorHAnsi"/>
+            <w:i/>
+            <w:iCs/>
+            <w:sz w:val="18"/>
+            <w:szCs w:val="18"/>
+          </w:rPr>
+          <w:t xml:space="preserve"> in Neural </w:t>
+        </w:r>
+        <w:proofErr w:type="spellStart"/>
+        <w:r>
+          <w:rPr>
+            <w:rStyle w:val="Hipervnculo"/>
+            <w:rFonts w:asciiTheme="minorHAnsi" w:hAnsiTheme="minorHAnsi"/>
+            <w:i/>
+            <w:iCs/>
+            <w:sz w:val="18"/>
+            <w:szCs w:val="18"/>
+          </w:rPr>
+          <w:t>Information</w:t>
+        </w:r>
+        <w:proofErr w:type="spellEnd"/>
+        <w:r>
+          <w:rPr>
+            <w:rStyle w:val="Hipervnculo"/>
+            <w:rFonts w:asciiTheme="minorHAnsi" w:hAnsiTheme="minorHAnsi"/>
+            <w:i/>
+            <w:iCs/>
+            <w:sz w:val="18"/>
+            <w:szCs w:val="18"/>
+          </w:rPr>
+          <w:t xml:space="preserve"> Processing </w:t>
+        </w:r>
+        <w:proofErr w:type="spellStart"/>
+        <w:r>
+          <w:rPr>
+            <w:rStyle w:val="Hipervnculo"/>
+            <w:rFonts w:asciiTheme="minorHAnsi" w:hAnsiTheme="minorHAnsi"/>
+            <w:i/>
+            <w:iCs/>
+            <w:sz w:val="18"/>
+            <w:szCs w:val="18"/>
+          </w:rPr>
+          <w:t>Systems</w:t>
+        </w:r>
+        <w:proofErr w:type="spellEnd"/>
+        <w:r>
+          <w:rPr>
+            <w:rStyle w:val="Hipervnculo"/>
+            <w:rFonts w:asciiTheme="minorHAnsi" w:hAnsiTheme="minorHAnsi"/>
+            <w:i/>
+            <w:iCs/>
+            <w:sz w:val="18"/>
+            <w:szCs w:val="18"/>
+          </w:rPr>
+          <w:t xml:space="preserve"> (</w:t>
+        </w:r>
+        <w:proofErr w:type="spellStart"/>
+        <w:r>
+          <w:rPr>
+            <w:rStyle w:val="Hipervnculo"/>
+            <w:rFonts w:asciiTheme="minorHAnsi" w:hAnsiTheme="minorHAnsi"/>
+            <w:i/>
+            <w:iCs/>
+            <w:sz w:val="18"/>
+            <w:szCs w:val="18"/>
+          </w:rPr>
+          <w:t>NeurIPS</w:t>
+        </w:r>
+        <w:proofErr w:type="spellEnd"/>
+      </w:hyperlink>
+      <w:r>
+        <w:rPr>
+          <w:rFonts w:asciiTheme="minorHAnsi" w:hAnsiTheme="minorHAnsi"/>
+          <w:i/>
+          <w:iCs/>
+          <w:sz w:val="18"/>
+          <w:szCs w:val="18"/>
+        </w:rPr>
+        <w:t>)</w:t>
+      </w:r>
+      <w:r>
+        <w:rPr>
+          <w:rFonts w:asciiTheme="minorHAnsi" w:hAnsiTheme="minorHAnsi"/>
+          <w:sz w:val="18"/>
+          <w:szCs w:val="18"/>
+        </w:rPr>
+        <w:t xml:space="preserve">. </w:t>
+      </w:r>
+    </w:p>
+    <w:p>
+      <w:pPr>
+        <w:pStyle w:val="NormalWeb"/>
+        <w:numPr>
+          <w:ilvl w:val="0"/>
+          <w:numId w:val="12"/>
+        </w:numPr>
+        <w:rPr>
+          <w:rFonts w:asciiTheme="minorHAnsi" w:hAnsiTheme="minorHAnsi"/>
+          <w:sz w:val="18"/>
+          <w:szCs w:val="18"/>
+        </w:rPr>
+      </w:pPr>
+      <w:proofErr w:type="gramStart"/>
+      <w:r>
+        <w:rPr>
+          <w:rFonts w:asciiTheme="minorHAnsi" w:hAnsiTheme="minorHAnsi"/>
+          <w:sz w:val="18"/>
+          <w:szCs w:val="18"/>
+        </w:rPr>
+        <w:t xml:space="preserve">  </w:t>
+      </w:r>
+      <w:proofErr w:type="spellStart"/>
+      <w:r>
+        <w:rPr>
+          <w:rFonts w:asciiTheme="minorHAnsi" w:hAnsiTheme="minorHAnsi"/>
+          <w:b/>
+          <w:bCs/>
+          <w:sz w:val="18"/>
+          <w:szCs w:val="18"/>
+        </w:rPr>
+        <w:t>Rackauckas</w:t>
+      </w:r>
+      <w:proofErr w:type="spellEnd"/>
+      <w:proofErr w:type="gramEnd"/>
+      <w:r>
+        <w:rPr>
+          <w:rFonts w:asciiTheme="minorHAnsi" w:hAnsiTheme="minorHAnsi"/>
+          <w:b/>
+          <w:bCs/>
+          <w:sz w:val="18"/>
+          <w:szCs w:val="18"/>
+        </w:rPr>
+        <w:t>, C., et al. (2020).</w:t>
+      </w:r>
+      <w:r>
+        <w:rPr>
+          <w:rFonts w:asciiTheme="minorHAnsi" w:hAnsiTheme="minorHAnsi"/>
+          <w:sz w:val="18"/>
+          <w:szCs w:val="18"/>
+        </w:rPr>
+        <w:t xml:space="preserve"> </w:t>
+      </w:r>
+      <w:hyperlink r:id="rId29" w:history="1">
+        <w:r>
+          <w:rPr>
+            <w:rStyle w:val="Hipervnculo"/>
+            <w:rFonts w:asciiTheme="minorHAnsi" w:hAnsiTheme="minorHAnsi"/>
+            <w:sz w:val="18"/>
+            <w:szCs w:val="18"/>
+          </w:rPr>
+          <w:t xml:space="preserve">"Universal </w:t>
+        </w:r>
+        <w:proofErr w:type="spellStart"/>
+        <w:r>
+          <w:rPr>
+            <w:rStyle w:val="Hipervnculo"/>
+            <w:rFonts w:asciiTheme="minorHAnsi" w:hAnsiTheme="minorHAnsi"/>
+            <w:sz w:val="18"/>
+            <w:szCs w:val="18"/>
+          </w:rPr>
+          <w:t>Differential</w:t>
+        </w:r>
+        <w:proofErr w:type="spellEnd"/>
+        <w:r>
+          <w:rPr>
+            <w:rStyle w:val="Hipervnculo"/>
+            <w:rFonts w:asciiTheme="minorHAnsi" w:hAnsiTheme="minorHAnsi"/>
+            <w:sz w:val="18"/>
+            <w:szCs w:val="18"/>
+          </w:rPr>
+          <w:t xml:space="preserve"> </w:t>
+        </w:r>
+        <w:proofErr w:type="spellStart"/>
+        <w:r>
+          <w:rPr>
+            <w:rStyle w:val="Hipervnculo"/>
+            <w:rFonts w:asciiTheme="minorHAnsi" w:hAnsiTheme="minorHAnsi"/>
+            <w:sz w:val="18"/>
+            <w:szCs w:val="18"/>
+          </w:rPr>
+          <w:t>Equations</w:t>
+        </w:r>
+        <w:proofErr w:type="spellEnd"/>
+        <w:r>
+          <w:rPr>
+            <w:rStyle w:val="Hipervnculo"/>
+            <w:rFonts w:asciiTheme="minorHAnsi" w:hAnsiTheme="minorHAnsi"/>
+            <w:sz w:val="18"/>
+            <w:szCs w:val="18"/>
+          </w:rPr>
+          <w:t xml:space="preserve"> </w:t>
+        </w:r>
+        <w:proofErr w:type="spellStart"/>
+        <w:r>
+          <w:rPr>
+            <w:rStyle w:val="Hipervnculo"/>
+            <w:rFonts w:asciiTheme="minorHAnsi" w:hAnsiTheme="minorHAnsi"/>
+            <w:sz w:val="18"/>
+            <w:szCs w:val="18"/>
+          </w:rPr>
+          <w:t>for</w:t>
+        </w:r>
+        <w:proofErr w:type="spellEnd"/>
+        <w:r>
+          <w:rPr>
+            <w:rStyle w:val="Hipervnculo"/>
+            <w:rFonts w:asciiTheme="minorHAnsi" w:hAnsiTheme="minorHAnsi"/>
+            <w:sz w:val="18"/>
+            <w:szCs w:val="18"/>
+          </w:rPr>
+          <w:t xml:space="preserve"> </w:t>
+        </w:r>
+        <w:proofErr w:type="spellStart"/>
+        <w:r>
+          <w:rPr>
+            <w:rStyle w:val="Hipervnculo"/>
+            <w:rFonts w:asciiTheme="minorHAnsi" w:hAnsiTheme="minorHAnsi"/>
+            <w:sz w:val="18"/>
+            <w:szCs w:val="18"/>
+          </w:rPr>
+          <w:t>Scientific</w:t>
+        </w:r>
+        <w:proofErr w:type="spellEnd"/>
+        <w:r>
+          <w:rPr>
+            <w:rStyle w:val="Hipervnculo"/>
+            <w:rFonts w:asciiTheme="minorHAnsi" w:hAnsiTheme="minorHAnsi"/>
+            <w:sz w:val="18"/>
+            <w:szCs w:val="18"/>
+          </w:rPr>
+          <w:t xml:space="preserve"> Machine </w:t>
+        </w:r>
+        <w:proofErr w:type="spellStart"/>
+        <w:r>
+          <w:rPr>
+            <w:rStyle w:val="Hipervnculo"/>
+            <w:rFonts w:asciiTheme="minorHAnsi" w:hAnsiTheme="minorHAnsi"/>
+            <w:sz w:val="18"/>
+            <w:szCs w:val="18"/>
+          </w:rPr>
+          <w:t>Learning</w:t>
+        </w:r>
+        <w:proofErr w:type="spellEnd"/>
+        <w:r>
+          <w:rPr>
+            <w:rStyle w:val="Hipervnculo"/>
+            <w:rFonts w:asciiTheme="minorHAnsi" w:hAnsiTheme="minorHAnsi"/>
+            <w:sz w:val="18"/>
+            <w:szCs w:val="18"/>
+          </w:rPr>
+          <w:t>".</w:t>
+        </w:r>
+      </w:hyperlink>
+      <w:r>
+        <w:rPr>
+          <w:rFonts w:asciiTheme="minorHAnsi" w:hAnsiTheme="minorHAnsi"/>
+          <w:sz w:val="18"/>
+          <w:szCs w:val="18"/>
+        </w:rPr>
+        <w:t xml:space="preserve"> </w:t>
+      </w:r>
+    </w:p>
+    <w:p>
+      <w:pPr>
+        <w:pStyle w:val="NormalWeb"/>
+        <w:numPr>
+          <w:ilvl w:val="0"/>
+          <w:numId w:val="12"/>
+        </w:numPr>
+        <w:rPr>
+          <w:rFonts w:asciiTheme="minorHAnsi" w:hAnsiTheme="minorHAnsi"/>
+          <w:sz w:val="18"/>
+          <w:szCs w:val="18"/>
+        </w:rPr>
+      </w:pPr>
+      <w:proofErr w:type="gramStart"/>
+      <w:r>
+        <w:rPr>
+          <w:rFonts w:asciiTheme="minorHAnsi" w:hAnsiTheme="minorHAnsi"/>
+          <w:sz w:val="18"/>
+          <w:szCs w:val="18"/>
+        </w:rPr>
+        <w:t xml:space="preserve">  </w:t>
+      </w:r>
+      <w:r>
+        <w:rPr>
+          <w:rFonts w:asciiTheme="minorHAnsi" w:hAnsiTheme="minorHAnsi"/>
+          <w:b/>
+          <w:bCs/>
+          <w:sz w:val="18"/>
+          <w:szCs w:val="18"/>
+        </w:rPr>
+        <w:t>CEPAL</w:t>
+      </w:r>
+      <w:proofErr w:type="gramEnd"/>
+      <w:r>
+        <w:rPr>
+          <w:rFonts w:asciiTheme="minorHAnsi" w:hAnsiTheme="minorHAnsi"/>
+          <w:b/>
+          <w:bCs/>
+          <w:sz w:val="18"/>
+          <w:szCs w:val="18"/>
+        </w:rPr>
+        <w:t xml:space="preserve"> (Comisión Económica para América Latina y el Caribe).</w:t>
+      </w:r>
+      <w:r>
+        <w:rPr>
+          <w:rFonts w:asciiTheme="minorHAnsi" w:hAnsiTheme="minorHAnsi"/>
+          <w:sz w:val="18"/>
+          <w:szCs w:val="18"/>
+        </w:rPr>
+        <w:t xml:space="preserve"> </w:t>
+      </w:r>
+      <w:r>
+        <w:rPr>
+          <w:rFonts w:asciiTheme="minorHAnsi" w:hAnsiTheme="minorHAnsi"/>
+          <w:i/>
+          <w:iCs/>
+          <w:sz w:val="18"/>
+          <w:szCs w:val="18"/>
+        </w:rPr>
+        <w:t>CEPALSTAT: Estadísticas demográficas</w:t>
+      </w:r>
+      <w:r>
+        <w:rPr>
+          <w:rFonts w:asciiTheme="minorHAnsi" w:hAnsiTheme="minorHAnsi"/>
+          <w:sz w:val="18"/>
+          <w:szCs w:val="18"/>
+        </w:rPr>
+        <w:t>.</w:t>
+      </w:r>
+      <w:r>
+        <w:rPr>
+          <w:rFonts w:asciiTheme="minorHAnsi" w:hAnsiTheme="minorHAnsi"/>
+          <w:sz w:val="18"/>
+          <w:szCs w:val="18"/>
+        </w:rPr>
+        <w:t xml:space="preserve"> </w:t>
+      </w:r>
+      <w:hyperlink r:id="rId30" w:history="1">
+        <w:r>
+          <w:rPr>
+            <w:rStyle w:val="Hipervnculo"/>
+            <w:rFonts w:asciiTheme="minorHAnsi" w:hAnsiTheme="minorHAnsi"/>
+            <w:sz w:val="18"/>
+            <w:szCs w:val="18"/>
+          </w:rPr>
+          <w:t>https://statistics.cepal.org/portal/cepalstat/dashboard.html?indicator_id=33&amp;area_id=400&amp;lang=es</w:t>
+        </w:r>
+      </w:hyperlink>
+    </w:p>
+    <w:p>
+      <w:pPr>
+        <w:pStyle w:val="NormalWeb"/>
+        <w:numPr>
+          <w:ilvl w:val="0"/>
+          <w:numId w:val="12"/>
+        </w:numPr>
+        <w:rPr>
+          <w:rFonts w:asciiTheme="minorHAnsi" w:hAnsiTheme="minorHAnsi"/>
+          <w:sz w:val="18"/>
+          <w:szCs w:val="18"/>
+        </w:rPr>
+      </w:pPr>
+      <w:proofErr w:type="gramStart"/>
+      <w:r>
+        <w:rPr>
+          <w:rFonts w:asciiTheme="minorHAnsi" w:hAnsiTheme="minorHAnsi"/>
+          <w:sz w:val="18"/>
+          <w:szCs w:val="18"/>
+        </w:rPr>
+        <w:t xml:space="preserve">  </w:t>
+      </w:r>
+      <w:r>
+        <w:rPr>
+          <w:rFonts w:asciiTheme="minorHAnsi" w:hAnsiTheme="minorHAnsi"/>
+          <w:b/>
+          <w:bCs/>
+          <w:sz w:val="18"/>
+          <w:szCs w:val="18"/>
+        </w:rPr>
+        <w:t>INDEC</w:t>
+      </w:r>
+      <w:proofErr w:type="gramEnd"/>
+      <w:r>
+        <w:rPr>
+          <w:rFonts w:asciiTheme="minorHAnsi" w:hAnsiTheme="minorHAnsi"/>
+          <w:b/>
+          <w:bCs/>
+          <w:sz w:val="18"/>
+          <w:szCs w:val="18"/>
+        </w:rPr>
+        <w:t xml:space="preserve"> / RENAPER (Argentina).</w:t>
+      </w:r>
+      <w:r>
+        <w:rPr>
+          <w:rFonts w:asciiTheme="minorHAnsi" w:hAnsiTheme="minorHAnsi"/>
+          <w:sz w:val="18"/>
+          <w:szCs w:val="18"/>
+        </w:rPr>
+        <w:t xml:space="preserve"> </w:t>
+      </w:r>
+      <w:r>
+        <w:rPr>
+          <w:rFonts w:asciiTheme="minorHAnsi" w:hAnsiTheme="minorHAnsi"/>
+          <w:i/>
+          <w:iCs/>
+          <w:sz w:val="18"/>
+          <w:szCs w:val="18"/>
+        </w:rPr>
+        <w:t xml:space="preserve">Series estadísticas de </w:t>
+      </w:r>
+      <w:hyperlink r:id="rId31" w:history="1">
+        <w:r>
+          <w:rPr>
+            <w:rStyle w:val="Hipervnculo"/>
+            <w:rFonts w:asciiTheme="minorHAnsi" w:hAnsiTheme="minorHAnsi"/>
+            <w:i/>
+            <w:iCs/>
+            <w:sz w:val="18"/>
+            <w:szCs w:val="18"/>
+          </w:rPr>
+          <w:t>nacimientos</w:t>
+        </w:r>
+      </w:hyperlink>
+      <w:r>
+        <w:rPr>
+          <w:rFonts w:asciiTheme="minorHAnsi" w:hAnsiTheme="minorHAnsi"/>
+          <w:i/>
+          <w:iCs/>
+          <w:sz w:val="18"/>
+          <w:szCs w:val="18"/>
+        </w:rPr>
+        <w:t xml:space="preserve"> y </w:t>
+      </w:r>
+      <w:hyperlink r:id="rId32" w:history="1">
+        <w:r>
+          <w:rPr>
+            <w:rStyle w:val="Hipervnculo"/>
+            <w:rFonts w:asciiTheme="minorHAnsi" w:hAnsiTheme="minorHAnsi"/>
+            <w:i/>
+            <w:iCs/>
+            <w:sz w:val="18"/>
+            <w:szCs w:val="18"/>
+          </w:rPr>
+          <w:t>defunciones</w:t>
+        </w:r>
+      </w:hyperlink>
+      <w:r>
+        <w:rPr>
+          <w:rFonts w:asciiTheme="minorHAnsi" w:hAnsiTheme="minorHAnsi"/>
+          <w:sz w:val="18"/>
+          <w:szCs w:val="18"/>
+        </w:rPr>
+        <w:t xml:space="preserve">. </w:t>
+      </w:r>
+      <w:hyperlink r:id="rId33" w:tgtFrame="_blank" w:history="1">
+        <w:r>
+          <w:rPr>
+            <w:rStyle w:val="Hipervnculo"/>
+            <w:rFonts w:asciiTheme="minorHAnsi" w:hAnsiTheme="minorHAnsi"/>
+            <w:sz w:val="18"/>
+            <w:szCs w:val="18"/>
+          </w:rPr>
+          <w:t>https://datos.gob.ar/</w:t>
+        </w:r>
+      </w:hyperlink>
+      <w:r>
+        <w:rPr>
+          <w:rFonts w:asciiTheme="minorHAnsi" w:hAnsiTheme="minorHAnsi"/>
+          <w:sz w:val="18"/>
+          <w:szCs w:val="18"/>
+        </w:rPr>
+        <w:t>.</w:t>
+      </w:r>
+    </w:p>
+    <w:p>
+      <w:pPr>
+        <w:pStyle w:val="NormalWeb"/>
+        <w:numPr>
+          <w:ilvl w:val="0"/>
+          <w:numId w:val="12"/>
+        </w:numPr>
+        <w:rPr>
+          <w:rFonts w:asciiTheme="minorHAnsi" w:hAnsiTheme="minorHAnsi"/>
+          <w:sz w:val="18"/>
+          <w:szCs w:val="18"/>
+        </w:rPr>
+      </w:pPr>
+      <w:proofErr w:type="gramStart"/>
+      <w:r>
+        <w:rPr>
+          <w:rFonts w:asciiTheme="minorHAnsi" w:hAnsiTheme="minorHAnsi"/>
+          <w:sz w:val="18"/>
+          <w:szCs w:val="18"/>
+        </w:rPr>
+        <w:t xml:space="preserve">  </w:t>
+      </w:r>
+      <w:r>
+        <w:rPr>
+          <w:rFonts w:asciiTheme="minorHAnsi" w:hAnsiTheme="minorHAnsi"/>
+          <w:b/>
+          <w:bCs/>
+          <w:sz w:val="18"/>
+          <w:szCs w:val="18"/>
+        </w:rPr>
+        <w:t>Chen</w:t>
+      </w:r>
+      <w:proofErr w:type="gramEnd"/>
+      <w:r>
+        <w:rPr>
+          <w:rFonts w:asciiTheme="minorHAnsi" w:hAnsiTheme="minorHAnsi"/>
+          <w:b/>
+          <w:bCs/>
+          <w:sz w:val="18"/>
+          <w:szCs w:val="18"/>
+        </w:rPr>
+        <w:t>, R. T. Q. (2018).</w:t>
+      </w:r>
+      <w:r>
+        <w:rPr>
+          <w:rFonts w:asciiTheme="minorHAnsi" w:hAnsiTheme="minorHAnsi"/>
+          <w:sz w:val="18"/>
+          <w:szCs w:val="18"/>
+        </w:rPr>
+        <w:t xml:space="preserve"> </w:t>
+      </w:r>
+      <w:proofErr w:type="spellStart"/>
+      <w:r>
+        <w:rPr>
+          <w:rFonts w:asciiTheme="minorHAnsi" w:hAnsiTheme="minorHAnsi"/>
+          <w:i/>
+          <w:iCs/>
+          <w:sz w:val="18"/>
+          <w:szCs w:val="18"/>
+        </w:rPr>
+        <w:t>torchdiffeq</w:t>
+      </w:r>
+      <w:proofErr w:type="spellEnd"/>
+      <w:r>
+        <w:rPr>
+          <w:rFonts w:asciiTheme="minorHAnsi" w:hAnsiTheme="minorHAnsi"/>
+          <w:i/>
+          <w:iCs/>
+          <w:sz w:val="18"/>
+          <w:szCs w:val="18"/>
+        </w:rPr>
+        <w:t xml:space="preserve">: </w:t>
+      </w:r>
+      <w:proofErr w:type="spellStart"/>
+      <w:r>
+        <w:rPr>
+          <w:rFonts w:asciiTheme="minorHAnsi" w:hAnsiTheme="minorHAnsi"/>
+          <w:i/>
+          <w:iCs/>
+          <w:sz w:val="18"/>
+          <w:szCs w:val="18"/>
+        </w:rPr>
+        <w:t>Differential</w:t>
+      </w:r>
+      <w:proofErr w:type="spellEnd"/>
+      <w:r>
+        <w:rPr>
+          <w:rFonts w:asciiTheme="minorHAnsi" w:hAnsiTheme="minorHAnsi"/>
+          <w:i/>
+          <w:iCs/>
+          <w:sz w:val="18"/>
+          <w:szCs w:val="18"/>
+        </w:rPr>
+        <w:t xml:space="preserve"> </w:t>
+      </w:r>
+      <w:proofErr w:type="spellStart"/>
+      <w:r>
+        <w:rPr>
+          <w:rFonts w:asciiTheme="minorHAnsi" w:hAnsiTheme="minorHAnsi"/>
+          <w:i/>
+          <w:iCs/>
+          <w:sz w:val="18"/>
+          <w:szCs w:val="18"/>
+        </w:rPr>
+        <w:t>equations</w:t>
+      </w:r>
+      <w:proofErr w:type="spellEnd"/>
+      <w:r>
+        <w:rPr>
+          <w:rFonts w:asciiTheme="minorHAnsi" w:hAnsiTheme="minorHAnsi"/>
+          <w:i/>
+          <w:iCs/>
+          <w:sz w:val="18"/>
+          <w:szCs w:val="18"/>
+        </w:rPr>
+        <w:t xml:space="preserve"> in PyTorch</w:t>
+      </w:r>
+      <w:r>
+        <w:rPr>
+          <w:rFonts w:asciiTheme="minorHAnsi" w:hAnsiTheme="minorHAnsi"/>
+          <w:sz w:val="18"/>
+          <w:szCs w:val="18"/>
+        </w:rPr>
+        <w:t xml:space="preserve">. GitHub </w:t>
+      </w:r>
+      <w:proofErr w:type="spellStart"/>
+      <w:r>
+        <w:rPr>
+          <w:rFonts w:asciiTheme="minorHAnsi" w:hAnsiTheme="minorHAnsi"/>
+          <w:sz w:val="18"/>
+          <w:szCs w:val="18"/>
+        </w:rPr>
+        <w:t>repository</w:t>
+      </w:r>
+      <w:proofErr w:type="spellEnd"/>
+      <w:r>
+        <w:rPr>
+          <w:rFonts w:asciiTheme="minorHAnsi" w:hAnsiTheme="minorHAnsi"/>
+          <w:sz w:val="18"/>
+          <w:szCs w:val="18"/>
+        </w:rPr>
+        <w:t xml:space="preserve">: </w:t>
+      </w:r>
+      <w:hyperlink r:id="rId34" w:tgtFrame="_blank" w:history="1">
+        <w:r>
+          <w:rPr>
+            <w:rStyle w:val="Hipervnculo"/>
+            <w:rFonts w:asciiTheme="minorHAnsi" w:hAnsiTheme="minorHAnsi"/>
+            <w:sz w:val="18"/>
+            <w:szCs w:val="18"/>
+          </w:rPr>
+          <w:t>https://github.com/rtqichen/t</w:t>
+        </w:r>
+        <w:r>
+          <w:rPr>
+            <w:rStyle w:val="Hipervnculo"/>
+            <w:rFonts w:asciiTheme="minorHAnsi" w:hAnsiTheme="minorHAnsi"/>
+            <w:sz w:val="18"/>
+            <w:szCs w:val="18"/>
+          </w:rPr>
+          <w:t>o</w:t>
+        </w:r>
+        <w:r>
+          <w:rPr>
+            <w:rStyle w:val="Hipervnculo"/>
+            <w:rFonts w:asciiTheme="minorHAnsi" w:hAnsiTheme="minorHAnsi"/>
+            <w:sz w:val="18"/>
+            <w:szCs w:val="18"/>
+          </w:rPr>
+          <w:t>rchdiffeq</w:t>
+        </w:r>
+      </w:hyperlink>
+      <w:r>
+        <w:rPr>
+          <w:rFonts w:asciiTheme="minorHAnsi" w:hAnsiTheme="minorHAnsi"/>
+          <w:sz w:val="18"/>
+          <w:szCs w:val="18"/>
+        </w:rPr>
+        <w:t>.</w:t>
+      </w:r>
+    </w:p>
+    <w:p>
+      <w:pPr>
+        <w:rPr>
+          <w:lang w:eastAsia="en-US"/>
+        </w:rPr>
+      </w:pPr>
+    </w:p>
+    <w:p>
+      <w:pPr>
+        <w:rPr>
+          <w:lang w:eastAsia="en-US"/>
+        </w:rPr>
+      </w:pPr>
+    </w:p>
+    <w:p>
+      <w:pPr>
+        <w:rPr>
+          <w:lang w:eastAsia="en-US"/>
+        </w:rPr>
+      </w:pPr>
+    </w:p>
+    <w:p>
+      <w:pPr>
+        <w:rPr>
+          <w:lang w:eastAsia="en-US"/>
+        </w:rPr>
+      </w:pPr>
+    </w:p>
+    <w:p>
+      <w:pPr>
+        <w:rPr>
+          <w:lang w:eastAsia="en-US"/>
+        </w:rPr>
+      </w:pPr>
+      <w:r>
+        <w:rPr>
+          <w:lang w:eastAsia="en-US"/>
+        </w:rPr>
+        <w:t xml:space="preserve">El código desarrollado para este proyecto está disponible en </w:t>
+      </w:r>
+      <w:hyperlink r:id="rId35" w:history="1">
+        <w:r>
+          <w:rPr>
+            <w:rStyle w:val="Hipervnculo"/>
+            <w:i/>
+            <w:iCs/>
+            <w:lang w:eastAsia="en-US"/>
+          </w:rPr>
+          <w:t>e</w:t>
+        </w:r>
+        <w:r>
+          <w:rPr>
+            <w:rStyle w:val="Hipervnculo"/>
+            <w:i/>
+            <w:iCs/>
+            <w:lang w:eastAsia="en-US"/>
+          </w:rPr>
+          <w:t>ste repositorio</w:t>
+        </w:r>
+      </w:hyperlink>
+      <w:r>
+        <w:rPr>
+          <w:lang w:eastAsia="en-US"/>
+        </w:rPr>
+        <w:t xml:space="preserve"> bajo licencia MIT. Este trabajo utilizó </w:t>
+      </w:r>
+      <w:r>
+        <w:rPr>
+          <w:b/>
+          <w:bCs/>
+          <w:lang w:eastAsia="en-US"/>
+        </w:rPr>
+        <w:t>Python v3.10</w:t>
+      </w:r>
+      <w:r>
+        <w:rPr>
+          <w:lang w:eastAsia="en-US"/>
+        </w:rPr>
+        <w:t xml:space="preserve"> con el </w:t>
+      </w:r>
+      <w:proofErr w:type="spellStart"/>
+      <w:r>
+        <w:rPr>
+          <w:lang w:eastAsia="en-US"/>
+        </w:rPr>
+        <w:t>framework</w:t>
+      </w:r>
+      <w:proofErr w:type="spellEnd"/>
+      <w:r>
+        <w:rPr>
+          <w:lang w:eastAsia="en-US"/>
+        </w:rPr>
+        <w:t xml:space="preserve"> </w:t>
+      </w:r>
+      <w:r>
+        <w:rPr>
+          <w:b/>
+          <w:bCs/>
+          <w:lang w:eastAsia="en-US"/>
+        </w:rPr>
+        <w:t>PyTorch v2.x</w:t>
+      </w:r>
+      <w:r>
+        <w:rPr>
+          <w:lang w:eastAsia="en-US"/>
+        </w:rPr>
+        <w:t xml:space="preserve"> y la librería </w:t>
+      </w:r>
+      <w:proofErr w:type="spellStart"/>
+      <w:r>
+        <w:rPr>
+          <w:b/>
+          <w:bCs/>
+          <w:lang w:eastAsia="en-US"/>
+        </w:rPr>
+        <w:t>torchdiffeq</w:t>
+      </w:r>
+      <w:proofErr w:type="spellEnd"/>
+      <w:r>
+        <w:rPr>
+          <w:b/>
+          <w:bCs/>
+          <w:lang w:eastAsia="en-US"/>
+        </w:rPr>
+        <w:t xml:space="preserve"> v0.2.3</w:t>
+      </w:r>
+      <w:r>
+        <w:rPr>
+          <w:lang w:eastAsia="en-US"/>
+        </w:rPr>
+        <w:t xml:space="preserve"> para la resolución de las ecuaciones diferenciales universales. Las operaciones de manipulación de datos y optimización fueron realizadas mediante </w:t>
+      </w:r>
+      <w:proofErr w:type="spellStart"/>
+      <w:r>
+        <w:rPr>
+          <w:b/>
+          <w:bCs/>
+          <w:lang w:eastAsia="en-US"/>
+        </w:rPr>
+        <w:t>NumPy</w:t>
+      </w:r>
+      <w:proofErr w:type="spellEnd"/>
+      <w:r>
+        <w:rPr>
+          <w:b/>
+          <w:bCs/>
+          <w:lang w:eastAsia="en-US"/>
+        </w:rPr>
+        <w:t xml:space="preserve"> v1.26</w:t>
+      </w:r>
+      <w:r>
+        <w:rPr>
+          <w:lang w:eastAsia="en-US"/>
+        </w:rPr>
+        <w:t xml:space="preserve">, </w:t>
+      </w:r>
+      <w:r>
+        <w:rPr>
+          <w:b/>
+          <w:bCs/>
+          <w:lang w:eastAsia="en-US"/>
+        </w:rPr>
+        <w:t>Pandas v2.2</w:t>
+      </w:r>
+      <w:r>
+        <w:rPr>
+          <w:lang w:eastAsia="en-US"/>
+        </w:rPr>
+        <w:t xml:space="preserve"> y </w:t>
+      </w:r>
+      <w:proofErr w:type="spellStart"/>
+      <w:r>
+        <w:rPr>
+          <w:b/>
+          <w:bCs/>
+          <w:lang w:eastAsia="en-US"/>
+        </w:rPr>
+        <w:t>SciPy</w:t>
+      </w:r>
+      <w:proofErr w:type="spellEnd"/>
+      <w:r>
+        <w:rPr>
+          <w:b/>
+          <w:bCs/>
+          <w:lang w:eastAsia="en-US"/>
+        </w:rPr>
+        <w:t xml:space="preserve"> v1.12</w:t>
+      </w:r>
+      <w:r>
+        <w:rPr>
+          <w:lang w:eastAsia="en-US"/>
+        </w:rPr>
+        <w:t>.</w:t>
+      </w:r>
+    </w:p>
     <w:sectPr>
       <w:pgSz w:w="11906" w:h="16838"/>
       <w:pgMar w:top="1417" w:right="1701" w:bottom="1417" w:left="1701" w:header="567" w:footer="680" w:gutter="0"/>
@@ -3183,6 +5279,119 @@
     </w:lvl>
   </w:abstractNum>
   <w:abstractNum w:abstractNumId="1" w15:restartNumberingAfterBreak="0">
+    <w:nsid w:val="12811130"/>
+    <w:multiLevelType w:val="hybridMultilevel"/>
+    <w:tmpl w:val="9DD2097E"/>
+    <w:lvl w:ilvl="0" w:tplc="2C0A0005">
+      <w:start w:val="1"/>
+      <w:numFmt w:val="bullet"/>
+      <w:lvlText w:val=""/>
+      <w:lvlJc w:val="left"/>
+      <w:pPr>
+        <w:ind w:left="720" w:hanging="360"/>
+      </w:pPr>
+      <w:rPr>
+        <w:rFonts w:ascii="Wingdings" w:hAnsi="Wingdings" w:hint="default"/>
+      </w:rPr>
+    </w:lvl>
+    <w:lvl w:ilvl="1" w:tplc="FFFFFFFF" w:tentative="1">
+      <w:start w:val="1"/>
+      <w:numFmt w:val="bullet"/>
+      <w:lvlText w:val="o"/>
+      <w:lvlJc w:val="left"/>
+      <w:pPr>
+        <w:ind w:left="1440" w:hanging="360"/>
+      </w:pPr>
+      <w:rPr>
+        <w:rFonts w:ascii="Courier New" w:hAnsi="Courier New" w:cs="Courier New" w:hint="default"/>
+      </w:rPr>
+    </w:lvl>
+    <w:lvl w:ilvl="2" w:tplc="FFFFFFFF" w:tentative="1">
+      <w:start w:val="1"/>
+      <w:numFmt w:val="bullet"/>
+      <w:lvlText w:val=""/>
+      <w:lvlJc w:val="left"/>
+      <w:pPr>
+        <w:ind w:left="2160" w:hanging="360"/>
+      </w:pPr>
+      <w:rPr>
+        <w:rFonts w:ascii="Wingdings" w:hAnsi="Wingdings" w:hint="default"/>
+      </w:rPr>
+    </w:lvl>
+    <w:lvl w:ilvl="3" w:tplc="FFFFFFFF" w:tentative="1">
+      <w:start w:val="1"/>
+      <w:numFmt w:val="bullet"/>
+      <w:lvlText w:val=""/>
+      <w:lvlJc w:val="left"/>
+      <w:pPr>
+        <w:ind w:left="2880" w:hanging="360"/>
+      </w:pPr>
+      <w:rPr>
+        <w:rFonts w:ascii="Symbol" w:hAnsi="Symbol" w:hint="default"/>
+      </w:rPr>
+    </w:lvl>
+    <w:lvl w:ilvl="4" w:tplc="FFFFFFFF" w:tentative="1">
+      <w:start w:val="1"/>
+      <w:numFmt w:val="bullet"/>
+      <w:lvlText w:val="o"/>
+      <w:lvlJc w:val="left"/>
+      <w:pPr>
+        <w:ind w:left="3600" w:hanging="360"/>
+      </w:pPr>
+      <w:rPr>
+        <w:rFonts w:ascii="Courier New" w:hAnsi="Courier New" w:cs="Courier New" w:hint="default"/>
+      </w:rPr>
+    </w:lvl>
+    <w:lvl w:ilvl="5" w:tplc="FFFFFFFF" w:tentative="1">
+      <w:start w:val="1"/>
+      <w:numFmt w:val="bullet"/>
+      <w:lvlText w:val=""/>
+      <w:lvlJc w:val="left"/>
+      <w:pPr>
+        <w:ind w:left="4320" w:hanging="360"/>
+      </w:pPr>
+      <w:rPr>
+        <w:rFonts w:ascii="Wingdings" w:hAnsi="Wingdings" w:hint="default"/>
+      </w:rPr>
+    </w:lvl>
+    <w:lvl w:ilvl="6" w:tplc="FFFFFFFF" w:tentative="1">
+      <w:start w:val="1"/>
+      <w:numFmt w:val="bullet"/>
+      <w:lvlText w:val=""/>
+      <w:lvlJc w:val="left"/>
+      <w:pPr>
+        <w:ind w:left="5040" w:hanging="360"/>
+      </w:pPr>
+      <w:rPr>
+        <w:rFonts w:ascii="Symbol" w:hAnsi="Symbol" w:hint="default"/>
+      </w:rPr>
+    </w:lvl>
+    <w:lvl w:ilvl="7" w:tplc="FFFFFFFF" w:tentative="1">
+      <w:start w:val="1"/>
+      <w:numFmt w:val="bullet"/>
+      <w:lvlText w:val="o"/>
+      <w:lvlJc w:val="left"/>
+      <w:pPr>
+        <w:ind w:left="5760" w:hanging="360"/>
+      </w:pPr>
+      <w:rPr>
+        <w:rFonts w:ascii="Courier New" w:hAnsi="Courier New" w:cs="Courier New" w:hint="default"/>
+      </w:rPr>
+    </w:lvl>
+    <w:lvl w:ilvl="8" w:tplc="FFFFFFFF" w:tentative="1">
+      <w:start w:val="1"/>
+      <w:numFmt w:val="bullet"/>
+      <w:lvlText w:val=""/>
+      <w:lvlJc w:val="left"/>
+      <w:pPr>
+        <w:ind w:left="6480" w:hanging="360"/>
+      </w:pPr>
+      <w:rPr>
+        <w:rFonts w:ascii="Wingdings" w:hAnsi="Wingdings" w:hint="default"/>
+      </w:rPr>
+    </w:lvl>
+  </w:abstractNum>
+  <w:abstractNum w:abstractNumId="2" w15:restartNumberingAfterBreak="0">
     <w:nsid w:val="159D55C9"/>
     <w:multiLevelType w:val="hybridMultilevel"/>
     <w:tmpl w:val="1572F5A0"/>
@@ -3294,7 +5503,7 @@
       </w:rPr>
     </w:lvl>
   </w:abstractNum>
-  <w:abstractNum w:abstractNumId="2" w15:restartNumberingAfterBreak="0">
+  <w:abstractNum w:abstractNumId="3" w15:restartNumberingAfterBreak="0">
     <w:nsid w:val="18773DDE"/>
     <w:multiLevelType w:val="hybridMultilevel"/>
     <w:tmpl w:val="3D08BAC0"/>
@@ -3407,7 +5616,233 @@
       </w:rPr>
     </w:lvl>
   </w:abstractNum>
-  <w:abstractNum w:abstractNumId="3" w15:restartNumberingAfterBreak="0">
+  <w:abstractNum w:abstractNumId="4" w15:restartNumberingAfterBreak="0">
+    <w:nsid w:val="1F9F4560"/>
+    <w:multiLevelType w:val="hybridMultilevel"/>
+    <w:tmpl w:val="B6E02A6C"/>
+    <w:lvl w:ilvl="0" w:tplc="6CE64C72">
+      <w:start w:val="1"/>
+      <w:numFmt w:val="bullet"/>
+      <w:lvlText w:val="-"/>
+      <w:lvlJc w:val="left"/>
+      <w:pPr>
+        <w:ind w:left="720" w:hanging="360"/>
+      </w:pPr>
+      <w:rPr>
+        <w:rFonts w:ascii="Arial" w:eastAsia="Arial" w:hAnsi="Arial" w:cs="Arial" w:hint="default"/>
+      </w:rPr>
+    </w:lvl>
+    <w:lvl w:ilvl="1" w:tplc="2C0A0003" w:tentative="1">
+      <w:start w:val="1"/>
+      <w:numFmt w:val="bullet"/>
+      <w:lvlText w:val="o"/>
+      <w:lvlJc w:val="left"/>
+      <w:pPr>
+        <w:ind w:left="1440" w:hanging="360"/>
+      </w:pPr>
+      <w:rPr>
+        <w:rFonts w:ascii="Courier New" w:hAnsi="Courier New" w:cs="Courier New" w:hint="default"/>
+      </w:rPr>
+    </w:lvl>
+    <w:lvl w:ilvl="2" w:tplc="2C0A0005" w:tentative="1">
+      <w:start w:val="1"/>
+      <w:numFmt w:val="bullet"/>
+      <w:lvlText w:val=""/>
+      <w:lvlJc w:val="left"/>
+      <w:pPr>
+        <w:ind w:left="2160" w:hanging="360"/>
+      </w:pPr>
+      <w:rPr>
+        <w:rFonts w:ascii="Wingdings" w:hAnsi="Wingdings" w:hint="default"/>
+      </w:rPr>
+    </w:lvl>
+    <w:lvl w:ilvl="3" w:tplc="2C0A0001" w:tentative="1">
+      <w:start w:val="1"/>
+      <w:numFmt w:val="bullet"/>
+      <w:lvlText w:val=""/>
+      <w:lvlJc w:val="left"/>
+      <w:pPr>
+        <w:ind w:left="2880" w:hanging="360"/>
+      </w:pPr>
+      <w:rPr>
+        <w:rFonts w:ascii="Symbol" w:hAnsi="Symbol" w:hint="default"/>
+      </w:rPr>
+    </w:lvl>
+    <w:lvl w:ilvl="4" w:tplc="2C0A0003" w:tentative="1">
+      <w:start w:val="1"/>
+      <w:numFmt w:val="bullet"/>
+      <w:lvlText w:val="o"/>
+      <w:lvlJc w:val="left"/>
+      <w:pPr>
+        <w:ind w:left="3600" w:hanging="360"/>
+      </w:pPr>
+      <w:rPr>
+        <w:rFonts w:ascii="Courier New" w:hAnsi="Courier New" w:cs="Courier New" w:hint="default"/>
+      </w:rPr>
+    </w:lvl>
+    <w:lvl w:ilvl="5" w:tplc="2C0A0005" w:tentative="1">
+      <w:start w:val="1"/>
+      <w:numFmt w:val="bullet"/>
+      <w:lvlText w:val=""/>
+      <w:lvlJc w:val="left"/>
+      <w:pPr>
+        <w:ind w:left="4320" w:hanging="360"/>
+      </w:pPr>
+      <w:rPr>
+        <w:rFonts w:ascii="Wingdings" w:hAnsi="Wingdings" w:hint="default"/>
+      </w:rPr>
+    </w:lvl>
+    <w:lvl w:ilvl="6" w:tplc="2C0A0001" w:tentative="1">
+      <w:start w:val="1"/>
+      <w:numFmt w:val="bullet"/>
+      <w:lvlText w:val=""/>
+      <w:lvlJc w:val="left"/>
+      <w:pPr>
+        <w:ind w:left="5040" w:hanging="360"/>
+      </w:pPr>
+      <w:rPr>
+        <w:rFonts w:ascii="Symbol" w:hAnsi="Symbol" w:hint="default"/>
+      </w:rPr>
+    </w:lvl>
+    <w:lvl w:ilvl="7" w:tplc="2C0A0003" w:tentative="1">
+      <w:start w:val="1"/>
+      <w:numFmt w:val="bullet"/>
+      <w:lvlText w:val="o"/>
+      <w:lvlJc w:val="left"/>
+      <w:pPr>
+        <w:ind w:left="5760" w:hanging="360"/>
+      </w:pPr>
+      <w:rPr>
+        <w:rFonts w:ascii="Courier New" w:hAnsi="Courier New" w:cs="Courier New" w:hint="default"/>
+      </w:rPr>
+    </w:lvl>
+    <w:lvl w:ilvl="8" w:tplc="2C0A0005" w:tentative="1">
+      <w:start w:val="1"/>
+      <w:numFmt w:val="bullet"/>
+      <w:lvlText w:val=""/>
+      <w:lvlJc w:val="left"/>
+      <w:pPr>
+        <w:ind w:left="6480" w:hanging="360"/>
+      </w:pPr>
+      <w:rPr>
+        <w:rFonts w:ascii="Wingdings" w:hAnsi="Wingdings" w:hint="default"/>
+      </w:rPr>
+    </w:lvl>
+  </w:abstractNum>
+  <w:abstractNum w:abstractNumId="5" w15:restartNumberingAfterBreak="0">
+    <w:nsid w:val="22A37763"/>
+    <w:multiLevelType w:val="hybridMultilevel"/>
+    <w:tmpl w:val="B8B0DFB6"/>
+    <w:lvl w:ilvl="0" w:tplc="2C0A0003">
+      <w:start w:val="1"/>
+      <w:numFmt w:val="bullet"/>
+      <w:lvlText w:val="o"/>
+      <w:lvlJc w:val="left"/>
+      <w:pPr>
+        <w:ind w:left="720" w:hanging="360"/>
+      </w:pPr>
+      <w:rPr>
+        <w:rFonts w:ascii="Courier New" w:hAnsi="Courier New" w:cs="Courier New" w:hint="default"/>
+      </w:rPr>
+    </w:lvl>
+    <w:lvl w:ilvl="1" w:tplc="2C0A0003" w:tentative="1">
+      <w:start w:val="1"/>
+      <w:numFmt w:val="bullet"/>
+      <w:lvlText w:val="o"/>
+      <w:lvlJc w:val="left"/>
+      <w:pPr>
+        <w:ind w:left="1440" w:hanging="360"/>
+      </w:pPr>
+      <w:rPr>
+        <w:rFonts w:ascii="Courier New" w:hAnsi="Courier New" w:cs="Courier New" w:hint="default"/>
+      </w:rPr>
+    </w:lvl>
+    <w:lvl w:ilvl="2" w:tplc="2C0A0005" w:tentative="1">
+      <w:start w:val="1"/>
+      <w:numFmt w:val="bullet"/>
+      <w:lvlText w:val=""/>
+      <w:lvlJc w:val="left"/>
+      <w:pPr>
+        <w:ind w:left="2160" w:hanging="360"/>
+      </w:pPr>
+      <w:rPr>
+        <w:rFonts w:ascii="Wingdings" w:hAnsi="Wingdings" w:hint="default"/>
+      </w:rPr>
+    </w:lvl>
+    <w:lvl w:ilvl="3" w:tplc="2C0A0001" w:tentative="1">
+      <w:start w:val="1"/>
+      <w:numFmt w:val="bullet"/>
+      <w:lvlText w:val=""/>
+      <w:lvlJc w:val="left"/>
+      <w:pPr>
+        <w:ind w:left="2880" w:hanging="360"/>
+      </w:pPr>
+      <w:rPr>
+        <w:rFonts w:ascii="Symbol" w:hAnsi="Symbol" w:hint="default"/>
+      </w:rPr>
+    </w:lvl>
+    <w:lvl w:ilvl="4" w:tplc="2C0A0003" w:tentative="1">
+      <w:start w:val="1"/>
+      <w:numFmt w:val="bullet"/>
+      <w:lvlText w:val="o"/>
+      <w:lvlJc w:val="left"/>
+      <w:pPr>
+        <w:ind w:left="3600" w:hanging="360"/>
+      </w:pPr>
+      <w:rPr>
+        <w:rFonts w:ascii="Courier New" w:hAnsi="Courier New" w:cs="Courier New" w:hint="default"/>
+      </w:rPr>
+    </w:lvl>
+    <w:lvl w:ilvl="5" w:tplc="2C0A0005" w:tentative="1">
+      <w:start w:val="1"/>
+      <w:numFmt w:val="bullet"/>
+      <w:lvlText w:val=""/>
+      <w:lvlJc w:val="left"/>
+      <w:pPr>
+        <w:ind w:left="4320" w:hanging="360"/>
+      </w:pPr>
+      <w:rPr>
+        <w:rFonts w:ascii="Wingdings" w:hAnsi="Wingdings" w:hint="default"/>
+      </w:rPr>
+    </w:lvl>
+    <w:lvl w:ilvl="6" w:tplc="2C0A0001" w:tentative="1">
+      <w:start w:val="1"/>
+      <w:numFmt w:val="bullet"/>
+      <w:lvlText w:val=""/>
+      <w:lvlJc w:val="left"/>
+      <w:pPr>
+        <w:ind w:left="5040" w:hanging="360"/>
+      </w:pPr>
+      <w:rPr>
+        <w:rFonts w:ascii="Symbol" w:hAnsi="Symbol" w:hint="default"/>
+      </w:rPr>
+    </w:lvl>
+    <w:lvl w:ilvl="7" w:tplc="2C0A0003" w:tentative="1">
+      <w:start w:val="1"/>
+      <w:numFmt w:val="bullet"/>
+      <w:lvlText w:val="o"/>
+      <w:lvlJc w:val="left"/>
+      <w:pPr>
+        <w:ind w:left="5760" w:hanging="360"/>
+      </w:pPr>
+      <w:rPr>
+        <w:rFonts w:ascii="Courier New" w:hAnsi="Courier New" w:cs="Courier New" w:hint="default"/>
+      </w:rPr>
+    </w:lvl>
+    <w:lvl w:ilvl="8" w:tplc="2C0A0005" w:tentative="1">
+      <w:start w:val="1"/>
+      <w:numFmt w:val="bullet"/>
+      <w:lvlText w:val=""/>
+      <w:lvlJc w:val="left"/>
+      <w:pPr>
+        <w:ind w:left="6480" w:hanging="360"/>
+      </w:pPr>
+      <w:rPr>
+        <w:rFonts w:ascii="Wingdings" w:hAnsi="Wingdings" w:hint="default"/>
+      </w:rPr>
+    </w:lvl>
+  </w:abstractNum>
+  <w:abstractNum w:abstractNumId="6" w15:restartNumberingAfterBreak="0">
     <w:nsid w:val="2ED02F2E"/>
     <w:multiLevelType w:val="hybridMultilevel"/>
     <w:tmpl w:val="F5764AFA"/>
@@ -3496,7 +5931,7 @@
       </w:pPr>
     </w:lvl>
   </w:abstractNum>
-  <w:abstractNum w:abstractNumId="4" w15:restartNumberingAfterBreak="0">
+  <w:abstractNum w:abstractNumId="7" w15:restartNumberingAfterBreak="0">
     <w:nsid w:val="2FDC379F"/>
     <w:multiLevelType w:val="hybridMultilevel"/>
     <w:tmpl w:val="09DCB138"/>
@@ -3608,7 +6043,345 @@
       </w:rPr>
     </w:lvl>
   </w:abstractNum>
-  <w:abstractNum w:abstractNumId="5" w15:restartNumberingAfterBreak="0">
+  <w:abstractNum w:abstractNumId="8" w15:restartNumberingAfterBreak="0">
+    <w:nsid w:val="32DF460B"/>
+    <w:multiLevelType w:val="hybridMultilevel"/>
+    <w:tmpl w:val="C1E4FFBC"/>
+    <w:lvl w:ilvl="0" w:tplc="2C0A0003">
+      <w:start w:val="1"/>
+      <w:numFmt w:val="bullet"/>
+      <w:lvlText w:val="o"/>
+      <w:lvlJc w:val="left"/>
+      <w:pPr>
+        <w:ind w:left="720" w:hanging="360"/>
+      </w:pPr>
+      <w:rPr>
+        <w:rFonts w:ascii="Courier New" w:hAnsi="Courier New" w:cs="Courier New" w:hint="default"/>
+      </w:rPr>
+    </w:lvl>
+    <w:lvl w:ilvl="1" w:tplc="2C0A0003" w:tentative="1">
+      <w:start w:val="1"/>
+      <w:numFmt w:val="bullet"/>
+      <w:lvlText w:val="o"/>
+      <w:lvlJc w:val="left"/>
+      <w:pPr>
+        <w:ind w:left="1440" w:hanging="360"/>
+      </w:pPr>
+      <w:rPr>
+        <w:rFonts w:ascii="Courier New" w:hAnsi="Courier New" w:cs="Courier New" w:hint="default"/>
+      </w:rPr>
+    </w:lvl>
+    <w:lvl w:ilvl="2" w:tplc="2C0A0005" w:tentative="1">
+      <w:start w:val="1"/>
+      <w:numFmt w:val="bullet"/>
+      <w:lvlText w:val=""/>
+      <w:lvlJc w:val="left"/>
+      <w:pPr>
+        <w:ind w:left="2160" w:hanging="360"/>
+      </w:pPr>
+      <w:rPr>
+        <w:rFonts w:ascii="Wingdings" w:hAnsi="Wingdings" w:hint="default"/>
+      </w:rPr>
+    </w:lvl>
+    <w:lvl w:ilvl="3" w:tplc="2C0A0001" w:tentative="1">
+      <w:start w:val="1"/>
+      <w:numFmt w:val="bullet"/>
+      <w:lvlText w:val=""/>
+      <w:lvlJc w:val="left"/>
+      <w:pPr>
+        <w:ind w:left="2880" w:hanging="360"/>
+      </w:pPr>
+      <w:rPr>
+        <w:rFonts w:ascii="Symbol" w:hAnsi="Symbol" w:hint="default"/>
+      </w:rPr>
+    </w:lvl>
+    <w:lvl w:ilvl="4" w:tplc="2C0A0003" w:tentative="1">
+      <w:start w:val="1"/>
+      <w:numFmt w:val="bullet"/>
+      <w:lvlText w:val="o"/>
+      <w:lvlJc w:val="left"/>
+      <w:pPr>
+        <w:ind w:left="3600" w:hanging="360"/>
+      </w:pPr>
+      <w:rPr>
+        <w:rFonts w:ascii="Courier New" w:hAnsi="Courier New" w:cs="Courier New" w:hint="default"/>
+      </w:rPr>
+    </w:lvl>
+    <w:lvl w:ilvl="5" w:tplc="2C0A0005" w:tentative="1">
+      <w:start w:val="1"/>
+      <w:numFmt w:val="bullet"/>
+      <w:lvlText w:val=""/>
+      <w:lvlJc w:val="left"/>
+      <w:pPr>
+        <w:ind w:left="4320" w:hanging="360"/>
+      </w:pPr>
+      <w:rPr>
+        <w:rFonts w:ascii="Wingdings" w:hAnsi="Wingdings" w:hint="default"/>
+      </w:rPr>
+    </w:lvl>
+    <w:lvl w:ilvl="6" w:tplc="2C0A0001" w:tentative="1">
+      <w:start w:val="1"/>
+      <w:numFmt w:val="bullet"/>
+      <w:lvlText w:val=""/>
+      <w:lvlJc w:val="left"/>
+      <w:pPr>
+        <w:ind w:left="5040" w:hanging="360"/>
+      </w:pPr>
+      <w:rPr>
+        <w:rFonts w:ascii="Symbol" w:hAnsi="Symbol" w:hint="default"/>
+      </w:rPr>
+    </w:lvl>
+    <w:lvl w:ilvl="7" w:tplc="2C0A0003" w:tentative="1">
+      <w:start w:val="1"/>
+      <w:numFmt w:val="bullet"/>
+      <w:lvlText w:val="o"/>
+      <w:lvlJc w:val="left"/>
+      <w:pPr>
+        <w:ind w:left="5760" w:hanging="360"/>
+      </w:pPr>
+      <w:rPr>
+        <w:rFonts w:ascii="Courier New" w:hAnsi="Courier New" w:cs="Courier New" w:hint="default"/>
+      </w:rPr>
+    </w:lvl>
+    <w:lvl w:ilvl="8" w:tplc="2C0A0005" w:tentative="1">
+      <w:start w:val="1"/>
+      <w:numFmt w:val="bullet"/>
+      <w:lvlText w:val=""/>
+      <w:lvlJc w:val="left"/>
+      <w:pPr>
+        <w:ind w:left="6480" w:hanging="360"/>
+      </w:pPr>
+      <w:rPr>
+        <w:rFonts w:ascii="Wingdings" w:hAnsi="Wingdings" w:hint="default"/>
+      </w:rPr>
+    </w:lvl>
+  </w:abstractNum>
+  <w:abstractNum w:abstractNumId="9" w15:restartNumberingAfterBreak="0">
+    <w:nsid w:val="3781182E"/>
+    <w:multiLevelType w:val="hybridMultilevel"/>
+    <w:tmpl w:val="BF6E92E8"/>
+    <w:lvl w:ilvl="0" w:tplc="CE5416B6">
+      <w:numFmt w:val="bullet"/>
+      <w:lvlText w:val=""/>
+      <w:lvlJc w:val="left"/>
+      <w:pPr>
+        <w:ind w:left="720" w:hanging="360"/>
+      </w:pPr>
+      <w:rPr>
+        <w:rFonts w:ascii="Arial" w:eastAsia="Arial" w:hAnsi="Arial" w:cs="Arial" w:hint="default"/>
+      </w:rPr>
+    </w:lvl>
+    <w:lvl w:ilvl="1" w:tplc="2C0A0003" w:tentative="1">
+      <w:start w:val="1"/>
+      <w:numFmt w:val="bullet"/>
+      <w:lvlText w:val="o"/>
+      <w:lvlJc w:val="left"/>
+      <w:pPr>
+        <w:ind w:left="1440" w:hanging="360"/>
+      </w:pPr>
+      <w:rPr>
+        <w:rFonts w:ascii="Courier New" w:hAnsi="Courier New" w:cs="Courier New" w:hint="default"/>
+      </w:rPr>
+    </w:lvl>
+    <w:lvl w:ilvl="2" w:tplc="2C0A0005" w:tentative="1">
+      <w:start w:val="1"/>
+      <w:numFmt w:val="bullet"/>
+      <w:lvlText w:val=""/>
+      <w:lvlJc w:val="left"/>
+      <w:pPr>
+        <w:ind w:left="2160" w:hanging="360"/>
+      </w:pPr>
+      <w:rPr>
+        <w:rFonts w:ascii="Wingdings" w:hAnsi="Wingdings" w:hint="default"/>
+      </w:rPr>
+    </w:lvl>
+    <w:lvl w:ilvl="3" w:tplc="2C0A0001" w:tentative="1">
+      <w:start w:val="1"/>
+      <w:numFmt w:val="bullet"/>
+      <w:lvlText w:val=""/>
+      <w:lvlJc w:val="left"/>
+      <w:pPr>
+        <w:ind w:left="2880" w:hanging="360"/>
+      </w:pPr>
+      <w:rPr>
+        <w:rFonts w:ascii="Symbol" w:hAnsi="Symbol" w:hint="default"/>
+      </w:rPr>
+    </w:lvl>
+    <w:lvl w:ilvl="4" w:tplc="2C0A0003" w:tentative="1">
+      <w:start w:val="1"/>
+      <w:numFmt w:val="bullet"/>
+      <w:lvlText w:val="o"/>
+      <w:lvlJc w:val="left"/>
+      <w:pPr>
+        <w:ind w:left="3600" w:hanging="360"/>
+      </w:pPr>
+      <w:rPr>
+        <w:rFonts w:ascii="Courier New" w:hAnsi="Courier New" w:cs="Courier New" w:hint="default"/>
+      </w:rPr>
+    </w:lvl>
+    <w:lvl w:ilvl="5" w:tplc="2C0A0005" w:tentative="1">
+      <w:start w:val="1"/>
+      <w:numFmt w:val="bullet"/>
+      <w:lvlText w:val=""/>
+      <w:lvlJc w:val="left"/>
+      <w:pPr>
+        <w:ind w:left="4320" w:hanging="360"/>
+      </w:pPr>
+      <w:rPr>
+        <w:rFonts w:ascii="Wingdings" w:hAnsi="Wingdings" w:hint="default"/>
+      </w:rPr>
+    </w:lvl>
+    <w:lvl w:ilvl="6" w:tplc="2C0A0001" w:tentative="1">
+      <w:start w:val="1"/>
+      <w:numFmt w:val="bullet"/>
+      <w:lvlText w:val=""/>
+      <w:lvlJc w:val="left"/>
+      <w:pPr>
+        <w:ind w:left="5040" w:hanging="360"/>
+      </w:pPr>
+      <w:rPr>
+        <w:rFonts w:ascii="Symbol" w:hAnsi="Symbol" w:hint="default"/>
+      </w:rPr>
+    </w:lvl>
+    <w:lvl w:ilvl="7" w:tplc="2C0A0003" w:tentative="1">
+      <w:start w:val="1"/>
+      <w:numFmt w:val="bullet"/>
+      <w:lvlText w:val="o"/>
+      <w:lvlJc w:val="left"/>
+      <w:pPr>
+        <w:ind w:left="5760" w:hanging="360"/>
+      </w:pPr>
+      <w:rPr>
+        <w:rFonts w:ascii="Courier New" w:hAnsi="Courier New" w:cs="Courier New" w:hint="default"/>
+      </w:rPr>
+    </w:lvl>
+    <w:lvl w:ilvl="8" w:tplc="2C0A0005" w:tentative="1">
+      <w:start w:val="1"/>
+      <w:numFmt w:val="bullet"/>
+      <w:lvlText w:val=""/>
+      <w:lvlJc w:val="left"/>
+      <w:pPr>
+        <w:ind w:left="6480" w:hanging="360"/>
+      </w:pPr>
+      <w:rPr>
+        <w:rFonts w:ascii="Wingdings" w:hAnsi="Wingdings" w:hint="default"/>
+      </w:rPr>
+    </w:lvl>
+  </w:abstractNum>
+  <w:abstractNum w:abstractNumId="10" w15:restartNumberingAfterBreak="0">
+    <w:nsid w:val="5F1B6560"/>
+    <w:multiLevelType w:val="hybridMultilevel"/>
+    <w:tmpl w:val="BA84FA94"/>
+    <w:lvl w:ilvl="0" w:tplc="2C0A000B">
+      <w:start w:val="1"/>
+      <w:numFmt w:val="bullet"/>
+      <w:lvlText w:val=""/>
+      <w:lvlJc w:val="left"/>
+      <w:pPr>
+        <w:ind w:left="720" w:hanging="360"/>
+      </w:pPr>
+      <w:rPr>
+        <w:rFonts w:ascii="Wingdings" w:hAnsi="Wingdings" w:hint="default"/>
+      </w:rPr>
+    </w:lvl>
+    <w:lvl w:ilvl="1" w:tplc="2C0A0003" w:tentative="1">
+      <w:start w:val="1"/>
+      <w:numFmt w:val="bullet"/>
+      <w:lvlText w:val="o"/>
+      <w:lvlJc w:val="left"/>
+      <w:pPr>
+        <w:ind w:left="1440" w:hanging="360"/>
+      </w:pPr>
+      <w:rPr>
+        <w:rFonts w:ascii="Courier New" w:hAnsi="Courier New" w:cs="Courier New" w:hint="default"/>
+      </w:rPr>
+    </w:lvl>
+    <w:lvl w:ilvl="2" w:tplc="2C0A0005" w:tentative="1">
+      <w:start w:val="1"/>
+      <w:numFmt w:val="bullet"/>
+      <w:lvlText w:val=""/>
+      <w:lvlJc w:val="left"/>
+      <w:pPr>
+        <w:ind w:left="2160" w:hanging="360"/>
+      </w:pPr>
+      <w:rPr>
+        <w:rFonts w:ascii="Wingdings" w:hAnsi="Wingdings" w:hint="default"/>
+      </w:rPr>
+    </w:lvl>
+    <w:lvl w:ilvl="3" w:tplc="2C0A0001" w:tentative="1">
+      <w:start w:val="1"/>
+      <w:numFmt w:val="bullet"/>
+      <w:lvlText w:val=""/>
+      <w:lvlJc w:val="left"/>
+      <w:pPr>
+        <w:ind w:left="2880" w:hanging="360"/>
+      </w:pPr>
+      <w:rPr>
+        <w:rFonts w:ascii="Symbol" w:hAnsi="Symbol" w:hint="default"/>
+      </w:rPr>
+    </w:lvl>
+    <w:lvl w:ilvl="4" w:tplc="2C0A0003" w:tentative="1">
+      <w:start w:val="1"/>
+      <w:numFmt w:val="bullet"/>
+      <w:lvlText w:val="o"/>
+      <w:lvlJc w:val="left"/>
+      <w:pPr>
+        <w:ind w:left="3600" w:hanging="360"/>
+      </w:pPr>
+      <w:rPr>
+        <w:rFonts w:ascii="Courier New" w:hAnsi="Courier New" w:cs="Courier New" w:hint="default"/>
+      </w:rPr>
+    </w:lvl>
+    <w:lvl w:ilvl="5" w:tplc="2C0A0005" w:tentative="1">
+      <w:start w:val="1"/>
+      <w:numFmt w:val="bullet"/>
+      <w:lvlText w:val=""/>
+      <w:lvlJc w:val="left"/>
+      <w:pPr>
+        <w:ind w:left="4320" w:hanging="360"/>
+      </w:pPr>
+      <w:rPr>
+        <w:rFonts w:ascii="Wingdings" w:hAnsi="Wingdings" w:hint="default"/>
+      </w:rPr>
+    </w:lvl>
+    <w:lvl w:ilvl="6" w:tplc="2C0A0001" w:tentative="1">
+      <w:start w:val="1"/>
+      <w:numFmt w:val="bullet"/>
+      <w:lvlText w:val=""/>
+      <w:lvlJc w:val="left"/>
+      <w:pPr>
+        <w:ind w:left="5040" w:hanging="360"/>
+      </w:pPr>
+      <w:rPr>
+        <w:rFonts w:ascii="Symbol" w:hAnsi="Symbol" w:hint="default"/>
+      </w:rPr>
+    </w:lvl>
+    <w:lvl w:ilvl="7" w:tplc="2C0A0003" w:tentative="1">
+      <w:start w:val="1"/>
+      <w:numFmt w:val="bullet"/>
+      <w:lvlText w:val="o"/>
+      <w:lvlJc w:val="left"/>
+      <w:pPr>
+        <w:ind w:left="5760" w:hanging="360"/>
+      </w:pPr>
+      <w:rPr>
+        <w:rFonts w:ascii="Courier New" w:hAnsi="Courier New" w:cs="Courier New" w:hint="default"/>
+      </w:rPr>
+    </w:lvl>
+    <w:lvl w:ilvl="8" w:tplc="2C0A0005" w:tentative="1">
+      <w:start w:val="1"/>
+      <w:numFmt w:val="bullet"/>
+      <w:lvlText w:val=""/>
+      <w:lvlJc w:val="left"/>
+      <w:pPr>
+        <w:ind w:left="6480" w:hanging="360"/>
+      </w:pPr>
+      <w:rPr>
+        <w:rFonts w:ascii="Wingdings" w:hAnsi="Wingdings" w:hint="default"/>
+      </w:rPr>
+    </w:lvl>
+  </w:abstractNum>
+  <w:abstractNum w:abstractNumId="11" w15:restartNumberingAfterBreak="0">
     <w:nsid w:val="645B4E6E"/>
     <w:multiLevelType w:val="hybridMultilevel"/>
     <w:tmpl w:val="83DE3D9C"/>
@@ -3721,22 +6494,40 @@
     </w:lvl>
   </w:abstractNum>
   <w:num w:numId="1" w16cid:durableId="799228820">
-    <w:abstractNumId w:val="1"/>
+    <w:abstractNumId w:val="2"/>
   </w:num>
   <w:num w:numId="2" w16cid:durableId="238486305">
-    <w:abstractNumId w:val="4"/>
+    <w:abstractNumId w:val="7"/>
   </w:num>
   <w:num w:numId="3" w16cid:durableId="658461861">
-    <w:abstractNumId w:val="2"/>
+    <w:abstractNumId w:val="3"/>
   </w:num>
   <w:num w:numId="4" w16cid:durableId="1828860005">
-    <w:abstractNumId w:val="5"/>
+    <w:abstractNumId w:val="11"/>
   </w:num>
   <w:num w:numId="5" w16cid:durableId="246041164">
-    <w:abstractNumId w:val="3"/>
+    <w:abstractNumId w:val="6"/>
   </w:num>
   <w:num w:numId="6" w16cid:durableId="800076181">
     <w:abstractNumId w:val="0"/>
+  </w:num>
+  <w:num w:numId="7" w16cid:durableId="1371997616">
+    <w:abstractNumId w:val="4"/>
+  </w:num>
+  <w:num w:numId="8" w16cid:durableId="1067414783">
+    <w:abstractNumId w:val="5"/>
+  </w:num>
+  <w:num w:numId="9" w16cid:durableId="1053850229">
+    <w:abstractNumId w:val="8"/>
+  </w:num>
+  <w:num w:numId="10" w16cid:durableId="1986202112">
+    <w:abstractNumId w:val="10"/>
+  </w:num>
+  <w:num w:numId="11" w16cid:durableId="646906898">
+    <w:abstractNumId w:val="9"/>
+  </w:num>
+  <w:num w:numId="12" w16cid:durableId="343556355">
+    <w:abstractNumId w:val="1"/>
   </w:num>
 </w:numbering>
 </file>
@@ -4775,6 +7566,34 @@
       <w:shd w:val="clear" w:color="auto" w:fill="E1DFDD"/>
     </w:rPr>
   </w:style>
+  <w:style w:type="paragraph" w:styleId="NormalWeb">
+    <w:name w:val="Normal (Web)"/>
+    <w:basedOn w:val="Normal"/>
+    <w:uiPriority w:val="99"/>
+    <w:semiHidden/>
+    <w:unhideWhenUsed/>
+    <w:rsid w:val="00C04E0F"/>
+    <w:pPr>
+      <w:spacing w:before="100" w:beforeAutospacing="1" w:after="100" w:afterAutospacing="1"/>
+    </w:pPr>
+    <w:rPr>
+      <w:rFonts w:ascii="Times New Roman" w:eastAsia="Times New Roman" w:hAnsi="Times New Roman" w:cs="Times New Roman"/>
+      <w:sz w:val="24"/>
+      <w:szCs w:val="24"/>
+    </w:rPr>
+  </w:style>
+  <w:style w:type="character" w:styleId="Hipervnculovisitado">
+    <w:name w:val="FollowedHyperlink"/>
+    <w:basedOn w:val="Fuentedeprrafopredeter"/>
+    <w:uiPriority w:val="99"/>
+    <w:semiHidden/>
+    <w:unhideWhenUsed/>
+    <w:rsid w:val="00105A5B"/>
+    <w:rPr>
+      <w:color w:val="96607D" w:themeColor="followedHyperlink"/>
+      <w:u w:val="single"/>
+    </w:rPr>
+  </w:style>
 </w:styles>
 </file>
 
